--- a/lessons/2-8/downloads/reveal/teacher/2.8-session-1-prerequisite-practice-b.docx
+++ b/lessons/2-8/downloads/reveal/teacher/2.8-session-1-prerequisite-practice-b.docx
@@ -15,10 +15,28 @@
         <w:rPr>
           <w:rFonts w:ascii="Avenir Next" w:hAnsi="Avenir Next" w:cs="Avenir Next" w:eastAsia="Avenir Next"/>
           <w:color w:val="1A1A1A"/>
+          <w:sz w:val="22"/>
+          <w:szCs w:val="20"/>
+        </w:rPr>
+        <w:t xml:space="preserve">Name</w:t>
+      </w:r>
+      <w:r>
+        <w:rPr>
+          <w:rFonts w:ascii="Avenir Next" w:hAnsi="Avenir Next" w:cs="Avenir Next" w:eastAsia="Avenir Next"/>
+          <w:color w:val="1A1A1A"/>
           <w:sz w:val="20"/>
           <w:szCs w:val="20"/>
         </w:rPr>
-        <w:t xml:space="preserve">Name</w:t>
+        <w:tab/>
+      </w:r>
+      <w:r>
+        <w:rPr>
+          <w:rFonts w:ascii="Avenir Next" w:hAnsi="Avenir Next" w:cs="Avenir Next" w:eastAsia="Avenir Next"/>
+          <w:color w:val="1A1A1A"/>
+          <w:sz w:val="22"/>
+          <w:szCs w:val="20"/>
+        </w:rPr>
+        <w:t xml:space="preserve">   Date</w:t>
       </w:r>
       <w:r>
         <w:rPr>
@@ -33,25 +51,7 @@
         <w:rPr>
           <w:rFonts w:ascii="Avenir Next" w:hAnsi="Avenir Next" w:cs="Avenir Next" w:eastAsia="Avenir Next"/>
           <w:color w:val="1A1A1A"/>
-          <w:sz w:val="20"/>
-          <w:szCs w:val="20"/>
-        </w:rPr>
-        <w:t xml:space="preserve">   Date</w:t>
-      </w:r>
-      <w:r>
-        <w:rPr>
-          <w:rFonts w:ascii="Avenir Next" w:hAnsi="Avenir Next" w:cs="Avenir Next" w:eastAsia="Avenir Next"/>
-          <w:color w:val="1A1A1A"/>
-          <w:sz w:val="20"/>
-          <w:szCs w:val="20"/>
-        </w:rPr>
-        <w:tab/>
-      </w:r>
-      <w:r>
-        <w:rPr>
-          <w:rFonts w:ascii="Avenir Next" w:hAnsi="Avenir Next" w:cs="Avenir Next" w:eastAsia="Avenir Next"/>
-          <w:color w:val="1A1A1A"/>
-          <w:sz w:val="20"/>
+          <w:sz w:val="22"/>
           <w:szCs w:val="20"/>
         </w:rPr>
         <w:t xml:space="preserve">   Period</w:t>
@@ -78,7 +78,7 @@
           <w:caps/>
           <w:color w:val="003A70"/>
           <w:spacing w:val="12"/>
-          <w:sz w:val="19"/>
+          <w:sz w:val="22"/>
           <w:szCs w:val="19"/>
         </w:rPr>
         <w:t xml:space="preserve">Lesson 2-8  ·  Session 1  ·  Prerequisite Practice B  ·  Skill 1 of 2</w:t>
@@ -86,6 +86,7 @@
     </w:p>
     <w:p>
       <w:pPr>
+        <w:pStyle w:val="Heading1"/>
         <w:keepNext/>
         <w:spacing w:before="0" w:after="10" w:line="240" w:lineRule="auto"/>
       </w:pPr>
@@ -111,7 +112,7 @@
         <w:rPr>
           <w:rFonts w:ascii="Avenir Next" w:hAnsi="Avenir Next" w:cs="Avenir Next" w:eastAsia="Avenir Next"/>
           <w:color w:val="5A5F66"/>
-          <w:sz w:val="17"/>
+          <w:sz w:val="22"/>
           <w:szCs w:val="17"/>
         </w:rPr>
         <w:t xml:space="preserve">Builds on Lesson 2-1 Session 2 · 6.SP.B.5a</w:t>
@@ -154,6 +155,7 @@
           </w:tcPr>
           <w:p>
             <w:pPr>
+              <w:pStyle w:val="Heading2"/>
               <w:spacing w:before="0" w:after="0" w:line="252" w:lineRule="auto"/>
             </w:pPr>
             <w:r>
@@ -183,7 +185,7 @@
               <w:rPr>
                 <w:rFonts w:ascii="Avenir Next" w:hAnsi="Avenir Next" w:cs="Avenir Next" w:eastAsia="Avenir Next"/>
                 <w:color w:val="1A1A1A"/>
-                <w:sz w:val="20"/>
+                <w:sz w:val="22"/>
                 <w:szCs w:val="20"/>
               </w:rPr>
               <w:t xml:space="preserve">Nyla wants to leave out the $0 day. But $12, $0, $15, $9, $14 is 5 values, not 4.</w:t>
@@ -203,6 +205,7 @@
           </w:tcPr>
           <w:p>
             <w:pPr>
+              <w:pStyle w:val="Heading2"/>
               <w:spacing w:before="0" w:after="0" w:line="252" w:lineRule="auto"/>
             </w:pPr>
             <w:r>
@@ -232,7 +235,7 @@
               <w:rPr>
                 <w:rFonts w:ascii="Avenir Next" w:hAnsi="Avenir Next" w:cs="Avenir Next" w:eastAsia="Avenir Next"/>
                 <w:color w:val="1A1A1A"/>
-                <w:sz w:val="20"/>
+                <w:sz w:val="22"/>
                 <w:szCs w:val="20"/>
               </w:rPr>
               <w:t xml:space="preserve">Count every value in a data set, including 0 and repeats.  </w:t>
@@ -242,7 +245,7 @@
                 <w:rFonts w:ascii="Avenir Next" w:hAnsi="Avenir Next" w:cs="Avenir Next" w:eastAsia="Avenir Next"/>
                 <w:b/>
                 <w:color w:val="1A1A1A"/>
-                <w:sz w:val="20"/>
+                <w:sz w:val="22"/>
                 <w:szCs w:val="20"/>
               </w:rPr>
               <w:t xml:space="preserve">You will use it in Practice Form A, problem 7.</w:t>
@@ -253,6 +256,7 @@
     </w:tbl>
     <w:p>
       <w:pPr>
+        <w:pStyle w:val="Heading2"/>
         <w:keepNext/>
         <w:pBdr>
           <w:bottom w:val="single" w:sz="8" w:space="3" w:color="003A70"/>
@@ -268,7 +272,7 @@
           <w:b/>
           <w:color w:val="003A70"/>
           <w:spacing w:val="14"/>
-          <w:sz w:val="19"/>
+          <w:sz w:val="22"/>
           <w:szCs w:val="19"/>
         </w:rPr>
         <w:t xml:space="preserve">STEPS TO FOLLOW</w:t>
@@ -287,7 +291,7 @@
           <w:rFonts w:ascii="Avenir Next" w:hAnsi="Avenir Next" w:cs="Avenir Next" w:eastAsia="Avenir Next"/>
           <w:i/>
           <w:color w:val="5A5F66"/>
-          <w:sz w:val="17"/>
+          <w:sz w:val="22"/>
           <w:szCs w:val="17"/>
         </w:rPr>
         <w:t xml:space="preserve">use these same steps on every problem</w:t>
@@ -329,6 +333,7 @@
           </w:tcPr>
           <w:p>
             <w:pPr>
+              <w:pStyle w:val="Heading1"/>
               <w:spacing w:before="0" w:after="0" w:line="240" w:lineRule="auto"/>
               <w:jc w:val="center"/>
             </w:pPr>
@@ -358,7 +363,7 @@
                 <w:rFonts w:ascii="Avenir Next" w:hAnsi="Avenir Next" w:cs="Avenir Next" w:eastAsia="Avenir Next"/>
                 <w:b/>
                 <w:color w:val="1A1A1A"/>
-                <w:sz w:val="21"/>
+                <w:sz w:val="22"/>
                 <w:szCs w:val="21"/>
               </w:rPr>
               <w:t xml:space="preserve">Point</w:t>
@@ -367,7 +372,7 @@
               <w:rPr>
                 <w:rFonts w:ascii="Avenir Next" w:hAnsi="Avenir Next" w:cs="Avenir Next" w:eastAsia="Avenir Next"/>
                 <w:color w:val="1A1A1A"/>
-                <w:sz w:val="21"/>
+                <w:sz w:val="22"/>
                 <w:szCs w:val="21"/>
               </w:rPr>
               <w:t xml:space="preserve"> to each value, one at a time.</w:t>
@@ -386,6 +391,7 @@
           </w:tcPr>
           <w:p>
             <w:pPr>
+              <w:pStyle w:val="Heading1"/>
               <w:spacing w:before="0" w:after="0" w:line="240" w:lineRule="auto"/>
               <w:jc w:val="center"/>
             </w:pPr>
@@ -415,7 +421,7 @@
                 <w:rFonts w:ascii="Avenir Next" w:hAnsi="Avenir Next" w:cs="Avenir Next" w:eastAsia="Avenir Next"/>
                 <w:b/>
                 <w:color w:val="1A1A1A"/>
-                <w:sz w:val="21"/>
+                <w:sz w:val="22"/>
                 <w:szCs w:val="21"/>
               </w:rPr>
               <w:t xml:space="preserve">Count</w:t>
@@ -424,7 +430,7 @@
               <w:rPr>
                 <w:rFonts w:ascii="Avenir Next" w:hAnsi="Avenir Next" w:cs="Avenir Next" w:eastAsia="Avenir Next"/>
                 <w:color w:val="1A1A1A"/>
-                <w:sz w:val="21"/>
+                <w:sz w:val="22"/>
                 <w:szCs w:val="21"/>
               </w:rPr>
               <w:t xml:space="preserve"> zeros and repeated values too.</w:t>
@@ -443,6 +449,7 @@
           </w:tcPr>
           <w:p>
             <w:pPr>
+              <w:pStyle w:val="Heading1"/>
               <w:spacing w:before="0" w:after="0" w:line="240" w:lineRule="auto"/>
               <w:jc w:val="center"/>
             </w:pPr>
@@ -472,7 +479,7 @@
                 <w:rFonts w:ascii="Avenir Next" w:hAnsi="Avenir Next" w:cs="Avenir Next" w:eastAsia="Avenir Next"/>
                 <w:b/>
                 <w:color w:val="1A1A1A"/>
-                <w:sz w:val="21"/>
+                <w:sz w:val="22"/>
                 <w:szCs w:val="21"/>
               </w:rPr>
               <w:t xml:space="preserve">Write</w:t>
@@ -481,7 +488,7 @@
               <w:rPr>
                 <w:rFonts w:ascii="Avenir Next" w:hAnsi="Avenir Next" w:cs="Avenir Next" w:eastAsia="Avenir Next"/>
                 <w:color w:val="1A1A1A"/>
-                <w:sz w:val="21"/>
+                <w:sz w:val="22"/>
                 <w:szCs w:val="21"/>
               </w:rPr>
               <w:t xml:space="preserve"> the total count.</w:t>
@@ -492,6 +499,7 @@
     </w:tbl>
     <w:p>
       <w:pPr>
+        <w:pStyle w:val="Heading2"/>
         <w:keepNext/>
         <w:pBdr>
           <w:bottom w:val="single" w:sz="8" w:space="3" w:color="003A70"/>
@@ -507,7 +515,7 @@
           <w:b/>
           <w:color w:val="003A70"/>
           <w:spacing w:val="14"/>
-          <w:sz w:val="19"/>
+          <w:sz w:val="22"/>
           <w:szCs w:val="19"/>
         </w:rPr>
         <w:t xml:space="preserve">WATCH ME</w:t>
@@ -526,7 +534,7 @@
           <w:rFonts w:ascii="Avenir Next" w:hAnsi="Avenir Next" w:cs="Avenir Next" w:eastAsia="Avenir Next"/>
           <w:i/>
           <w:color w:val="5A5F66"/>
-          <w:sz w:val="17"/>
+          <w:sz w:val="22"/>
           <w:szCs w:val="17"/>
         </w:rPr>
         <w:t xml:space="preserve">the steps in action</w:t>
@@ -541,7 +549,7 @@
           <w:rFonts w:ascii="Avenir Next" w:hAnsi="Avenir Next" w:cs="Avenir Next" w:eastAsia="Avenir Next"/>
           <w:b/>
           <w:color w:val="1A1A1A"/>
-          <w:sz w:val="21"/>
+          <w:sz w:val="22"/>
           <w:szCs w:val="21"/>
         </w:rPr>
         <w:t xml:space="preserve">How many values are in 12, 0, 15, 9, 14?</w:t>
@@ -560,25 +568,25 @@
           <w:rFonts w:ascii="Avenir Next" w:hAnsi="Avenir Next" w:cs="Avenir Next" w:eastAsia="Avenir Next"/>
           <w:b/>
           <w:color w:val="003A70"/>
+          <w:sz w:val="22"/>
+          <w:szCs w:val="19"/>
+        </w:rPr>
+        <w:t xml:space="preserve">Step 1</w:t>
+      </w:r>
+      <w:r>
+        <w:rPr>
+          <w:rFonts w:ascii="Avenir Next" w:hAnsi="Avenir Next" w:cs="Avenir Next" w:eastAsia="Avenir Next"/>
+          <w:color w:val="1A1A1A"/>
           <w:sz w:val="19"/>
           <w:szCs w:val="19"/>
         </w:rPr>
-        <w:t xml:space="preserve">Step 1</w:t>
-      </w:r>
-      <w:r>
-        <w:rPr>
-          <w:rFonts w:ascii="Avenir Next" w:hAnsi="Avenir Next" w:cs="Avenir Next" w:eastAsia="Avenir Next"/>
-          <w:color w:val="1A1A1A"/>
-          <w:sz w:val="19"/>
-          <w:szCs w:val="19"/>
-        </w:rPr>
         <w:tab/>
       </w:r>
       <w:r>
         <w:rPr>
           <w:rFonts w:ascii="Avenir Next" w:hAnsi="Avenir Next" w:cs="Avenir Next" w:eastAsia="Avenir Next"/>
           <w:color w:val="1A1A1A"/>
-          <w:sz w:val="21"/>
+          <w:sz w:val="22"/>
           <w:szCs w:val="21"/>
         </w:rPr>
         <w:t xml:space="preserve">Point to 12, 0, 15, 9, 14.</w:t>
@@ -597,25 +605,25 @@
           <w:rFonts w:ascii="Avenir Next" w:hAnsi="Avenir Next" w:cs="Avenir Next" w:eastAsia="Avenir Next"/>
           <w:b/>
           <w:color w:val="003A70"/>
+          <w:sz w:val="22"/>
+          <w:szCs w:val="19"/>
+        </w:rPr>
+        <w:t xml:space="preserve">Step 2</w:t>
+      </w:r>
+      <w:r>
+        <w:rPr>
+          <w:rFonts w:ascii="Avenir Next" w:hAnsi="Avenir Next" w:cs="Avenir Next" w:eastAsia="Avenir Next"/>
+          <w:color w:val="1A1A1A"/>
           <w:sz w:val="19"/>
           <w:szCs w:val="19"/>
         </w:rPr>
-        <w:t xml:space="preserve">Step 2</w:t>
-      </w:r>
-      <w:r>
-        <w:rPr>
-          <w:rFonts w:ascii="Avenir Next" w:hAnsi="Avenir Next" w:cs="Avenir Next" w:eastAsia="Avenir Next"/>
-          <w:color w:val="1A1A1A"/>
-          <w:sz w:val="19"/>
-          <w:szCs w:val="19"/>
-        </w:rPr>
         <w:tab/>
       </w:r>
       <w:r>
         <w:rPr>
           <w:rFonts w:ascii="Avenir Next" w:hAnsi="Avenir Next" w:cs="Avenir Next" w:eastAsia="Avenir Next"/>
           <w:color w:val="1A1A1A"/>
-          <w:sz w:val="21"/>
+          <w:sz w:val="22"/>
           <w:szCs w:val="21"/>
         </w:rPr>
         <w:t xml:space="preserve">0 is a value. Count it.</w:t>
@@ -634,25 +642,25 @@
           <w:rFonts w:ascii="Avenir Next" w:hAnsi="Avenir Next" w:cs="Avenir Next" w:eastAsia="Avenir Next"/>
           <w:b/>
           <w:color w:val="003A70"/>
+          <w:sz w:val="22"/>
+          <w:szCs w:val="19"/>
+        </w:rPr>
+        <w:t xml:space="preserve">Step 3</w:t>
+      </w:r>
+      <w:r>
+        <w:rPr>
+          <w:rFonts w:ascii="Avenir Next" w:hAnsi="Avenir Next" w:cs="Avenir Next" w:eastAsia="Avenir Next"/>
+          <w:color w:val="1A1A1A"/>
           <w:sz w:val="19"/>
           <w:szCs w:val="19"/>
         </w:rPr>
-        <w:t xml:space="preserve">Step 3</w:t>
-      </w:r>
-      <w:r>
-        <w:rPr>
-          <w:rFonts w:ascii="Avenir Next" w:hAnsi="Avenir Next" w:cs="Avenir Next" w:eastAsia="Avenir Next"/>
-          <w:color w:val="1A1A1A"/>
-          <w:sz w:val="19"/>
-          <w:szCs w:val="19"/>
-        </w:rPr>
         <w:tab/>
       </w:r>
       <w:r>
         <w:rPr>
           <w:rFonts w:ascii="Avenir Next" w:hAnsi="Avenir Next" w:cs="Avenir Next" w:eastAsia="Avenir Next"/>
           <w:color w:val="1A1A1A"/>
-          <w:sz w:val="21"/>
+          <w:sz w:val="22"/>
           <w:szCs w:val="21"/>
         </w:rPr>
         <w:t xml:space="preserve">There are 5 values.</w:t>
@@ -671,18 +679,18 @@
           <w:rFonts w:ascii="Avenir Next" w:hAnsi="Avenir Next" w:cs="Avenir Next" w:eastAsia="Avenir Next"/>
           <w:b/>
           <w:color w:val="1A1A1A"/>
+          <w:sz w:val="22"/>
+          <w:szCs w:val="21"/>
+        </w:rPr>
+        <w:t xml:space="preserve">Answer</w:t>
+      </w:r>
+      <w:r>
+        <w:rPr>
+          <w:rFonts w:ascii="Avenir Next" w:hAnsi="Avenir Next" w:cs="Avenir Next" w:eastAsia="Avenir Next"/>
+          <w:color w:val="1A1A1A"/>
           <w:sz w:val="21"/>
           <w:szCs w:val="21"/>
         </w:rPr>
-        <w:t xml:space="preserve">Answer</w:t>
-      </w:r>
-      <w:r>
-        <w:rPr>
-          <w:rFonts w:ascii="Avenir Next" w:hAnsi="Avenir Next" w:cs="Avenir Next" w:eastAsia="Avenir Next"/>
-          <w:color w:val="1A1A1A"/>
-          <w:sz w:val="21"/>
-          <w:szCs w:val="21"/>
-        </w:rPr>
         <w:tab/>
       </w:r>
       <w:r>
@@ -690,7 +698,7 @@
           <w:rFonts w:ascii="Avenir Next" w:hAnsi="Avenir Next" w:cs="Avenir Next" w:eastAsia="Avenir Next"/>
           <w:b/>
           <w:color w:val="1A1A1A"/>
-          <w:sz w:val="21"/>
+          <w:sz w:val="22"/>
           <w:szCs w:val="21"/>
         </w:rPr>
         <w:t xml:space="preserve">5</w:t>
@@ -698,6 +706,7 @@
     </w:p>
     <w:p>
       <w:pPr>
+        <w:pStyle w:val="Heading2"/>
         <w:keepNext/>
         <w:pBdr>
           <w:bottom w:val="single" w:sz="8" w:space="3" w:color="003A70"/>
@@ -713,7 +722,7 @@
           <w:b/>
           <w:color w:val="003A70"/>
           <w:spacing w:val="14"/>
-          <w:sz w:val="19"/>
+          <w:sz w:val="22"/>
           <w:szCs w:val="19"/>
         </w:rPr>
         <w:t xml:space="preserve">TRY IT WITH HELP</w:t>
@@ -732,7 +741,7 @@
           <w:rFonts w:ascii="Avenir Next" w:hAnsi="Avenir Next" w:cs="Avenir Next" w:eastAsia="Avenir Next"/>
           <w:i/>
           <w:color w:val="5A5F66"/>
-          <w:sz w:val="17"/>
+          <w:sz w:val="22"/>
           <w:szCs w:val="17"/>
         </w:rPr>
         <w:t xml:space="preserve">fill in each step</w:t>
@@ -790,25 +799,25 @@
           <w:rFonts w:ascii="Avenir Next" w:hAnsi="Avenir Next" w:cs="Avenir Next" w:eastAsia="Avenir Next"/>
           <w:b/>
           <w:color w:val="003A70"/>
+          <w:sz w:val="22"/>
+          <w:szCs w:val="18"/>
+        </w:rPr>
+        <w:t xml:space="preserve">Step 1</w:t>
+      </w:r>
+      <w:r>
+        <w:rPr>
+          <w:rFonts w:ascii="Avenir Next" w:hAnsi="Avenir Next" w:cs="Avenir Next" w:eastAsia="Avenir Next"/>
+          <w:color w:val="1A1A1A"/>
           <w:sz w:val="18"/>
           <w:szCs w:val="18"/>
         </w:rPr>
-        <w:t xml:space="preserve">Step 1</w:t>
-      </w:r>
-      <w:r>
-        <w:rPr>
-          <w:rFonts w:ascii="Avenir Next" w:hAnsi="Avenir Next" w:cs="Avenir Next" w:eastAsia="Avenir Next"/>
-          <w:color w:val="1A1A1A"/>
-          <w:sz w:val="18"/>
-          <w:szCs w:val="18"/>
-        </w:rPr>
         <w:tab/>
       </w:r>
       <w:r>
         <w:rPr>
           <w:rFonts w:ascii="Avenir Next" w:hAnsi="Avenir Next" w:cs="Avenir Next" w:eastAsia="Avenir Next"/>
           <w:color w:val="1A1A1A"/>
-          <w:sz w:val="21"/>
+          <w:sz w:val="22"/>
           <w:szCs w:val="21"/>
         </w:rPr>
         <w:t xml:space="preserve">Point to 10, 10, 10, </w:t>
@@ -838,35 +847,35 @@
           <w:rFonts w:ascii="Avenir Next" w:hAnsi="Avenir Next" w:cs="Avenir Next" w:eastAsia="Avenir Next"/>
           <w:b/>
           <w:color w:val="003A70"/>
+          <w:sz w:val="22"/>
+          <w:szCs w:val="18"/>
+        </w:rPr>
+        <w:t xml:space="preserve">Step 2</w:t>
+      </w:r>
+      <w:r>
+        <w:rPr>
+          <w:rFonts w:ascii="Avenir Next" w:hAnsi="Avenir Next" w:cs="Avenir Next" w:eastAsia="Avenir Next"/>
+          <w:color w:val="1A1A1A"/>
           <w:sz w:val="18"/>
           <w:szCs w:val="18"/>
         </w:rPr>
-        <w:t xml:space="preserve">Step 2</w:t>
-      </w:r>
-      <w:r>
-        <w:rPr>
-          <w:rFonts w:ascii="Avenir Next" w:hAnsi="Avenir Next" w:cs="Avenir Next" w:eastAsia="Avenir Next"/>
-          <w:color w:val="1A1A1A"/>
-          <w:sz w:val="18"/>
-          <w:szCs w:val="18"/>
-        </w:rPr>
         <w:tab/>
       </w:r>
       <w:r>
         <w:rPr>
           <w:rFonts w:ascii="Avenir Next" w:hAnsi="Avenir Next" w:cs="Avenir Next" w:eastAsia="Avenir Next"/>
           <w:color w:val="1A1A1A"/>
+          <w:sz w:val="22"/>
+          <w:szCs w:val="21"/>
+        </w:rPr>
+        <w:t xml:space="preserve">The three 10s count as </w:t>
+      </w:r>
+      <w:r>
+        <w:rPr>
+          <w:rFonts w:ascii="Avenir Next" w:hAnsi="Avenir Next" w:cs="Avenir Next" w:eastAsia="Avenir Next"/>
+          <w:color w:val="1A1A1A"/>
           <w:sz w:val="21"/>
           <w:szCs w:val="21"/>
-        </w:rPr>
-        <w:t xml:space="preserve">The three 10s count as </w:t>
-      </w:r>
-      <w:r>
-        <w:rPr>
-          <w:rFonts w:ascii="Avenir Next" w:hAnsi="Avenir Next" w:cs="Avenir Next" w:eastAsia="Avenir Next"/>
-          <w:color w:val="1A1A1A"/>
-          <w:sz w:val="21"/>
-          <w:szCs w:val="21"/>
           <w:u w:val="single"/>
         </w:rPr>
         <w:t xml:space="preserve">                </w:t>
@@ -875,7 +884,7 @@
         <w:rPr>
           <w:rFonts w:ascii="Avenir Next" w:hAnsi="Avenir Next" w:cs="Avenir Next" w:eastAsia="Avenir Next"/>
           <w:color w:val="1A1A1A"/>
-          <w:sz w:val="21"/>
+          <w:sz w:val="22"/>
           <w:szCs w:val="21"/>
         </w:rPr>
         <w:t xml:space="preserve"> values.</w:t>
@@ -895,35 +904,35 @@
           <w:rFonts w:ascii="Avenir Next" w:hAnsi="Avenir Next" w:cs="Avenir Next" w:eastAsia="Avenir Next"/>
           <w:b/>
           <w:color w:val="003A70"/>
+          <w:sz w:val="22"/>
+          <w:szCs w:val="18"/>
+        </w:rPr>
+        <w:t xml:space="preserve">Step 3</w:t>
+      </w:r>
+      <w:r>
+        <w:rPr>
+          <w:rFonts w:ascii="Avenir Next" w:hAnsi="Avenir Next" w:cs="Avenir Next" w:eastAsia="Avenir Next"/>
+          <w:color w:val="1A1A1A"/>
           <w:sz w:val="18"/>
           <w:szCs w:val="18"/>
         </w:rPr>
-        <w:t xml:space="preserve">Step 3</w:t>
-      </w:r>
-      <w:r>
-        <w:rPr>
-          <w:rFonts w:ascii="Avenir Next" w:hAnsi="Avenir Next" w:cs="Avenir Next" w:eastAsia="Avenir Next"/>
-          <w:color w:val="1A1A1A"/>
-          <w:sz w:val="18"/>
-          <w:szCs w:val="18"/>
-        </w:rPr>
         <w:tab/>
       </w:r>
       <w:r>
         <w:rPr>
           <w:rFonts w:ascii="Avenir Next" w:hAnsi="Avenir Next" w:cs="Avenir Next" w:eastAsia="Avenir Next"/>
           <w:color w:val="1A1A1A"/>
+          <w:sz w:val="22"/>
+          <w:szCs w:val="21"/>
+        </w:rPr>
+        <w:t xml:space="preserve">There are </w:t>
+      </w:r>
+      <w:r>
+        <w:rPr>
+          <w:rFonts w:ascii="Avenir Next" w:hAnsi="Avenir Next" w:cs="Avenir Next" w:eastAsia="Avenir Next"/>
+          <w:color w:val="1A1A1A"/>
           <w:sz w:val="21"/>
           <w:szCs w:val="21"/>
-        </w:rPr>
-        <w:t xml:space="preserve">There are </w:t>
-      </w:r>
-      <w:r>
-        <w:rPr>
-          <w:rFonts w:ascii="Avenir Next" w:hAnsi="Avenir Next" w:cs="Avenir Next" w:eastAsia="Avenir Next"/>
-          <w:color w:val="1A1A1A"/>
-          <w:sz w:val="21"/>
-          <w:szCs w:val="21"/>
           <w:u w:val="single"/>
         </w:rPr>
         <w:t xml:space="preserve">                </w:t>
@@ -932,7 +941,7 @@
         <w:rPr>
           <w:rFonts w:ascii="Avenir Next" w:hAnsi="Avenir Next" w:cs="Avenir Next" w:eastAsia="Avenir Next"/>
           <w:color w:val="1A1A1A"/>
-          <w:sz w:val="21"/>
+          <w:sz w:val="22"/>
           <w:szCs w:val="21"/>
         </w:rPr>
         <w:t xml:space="preserve"> values.</w:t>
@@ -995,25 +1004,25 @@
           <w:rFonts w:ascii="Avenir Next" w:hAnsi="Avenir Next" w:cs="Avenir Next" w:eastAsia="Avenir Next"/>
           <w:b/>
           <w:color w:val="003A70"/>
+          <w:sz w:val="22"/>
+          <w:szCs w:val="18"/>
+        </w:rPr>
+        <w:t xml:space="preserve">Step 1</w:t>
+      </w:r>
+      <w:r>
+        <w:rPr>
+          <w:rFonts w:ascii="Avenir Next" w:hAnsi="Avenir Next" w:cs="Avenir Next" w:eastAsia="Avenir Next"/>
+          <w:color w:val="1A1A1A"/>
           <w:sz w:val="18"/>
           <w:szCs w:val="18"/>
         </w:rPr>
-        <w:t xml:space="preserve">Step 1</w:t>
-      </w:r>
-      <w:r>
-        <w:rPr>
-          <w:rFonts w:ascii="Avenir Next" w:hAnsi="Avenir Next" w:cs="Avenir Next" w:eastAsia="Avenir Next"/>
-          <w:color w:val="1A1A1A"/>
-          <w:sz w:val="18"/>
-          <w:szCs w:val="18"/>
-        </w:rPr>
         <w:tab/>
       </w:r>
       <w:r>
         <w:rPr>
           <w:rFonts w:ascii="Avenir Next" w:hAnsi="Avenir Next" w:cs="Avenir Next" w:eastAsia="Avenir Next"/>
           <w:color w:val="1A1A1A"/>
-          <w:sz w:val="21"/>
+          <w:sz w:val="22"/>
           <w:szCs w:val="21"/>
         </w:rPr>
         <w:t xml:space="preserve">Point to 0, 5, 0, 8, 7, </w:t>
@@ -1043,35 +1052,35 @@
           <w:rFonts w:ascii="Avenir Next" w:hAnsi="Avenir Next" w:cs="Avenir Next" w:eastAsia="Avenir Next"/>
           <w:b/>
           <w:color w:val="003A70"/>
+          <w:sz w:val="22"/>
+          <w:szCs w:val="18"/>
+        </w:rPr>
+        <w:t xml:space="preserve">Step 2</w:t>
+      </w:r>
+      <w:r>
+        <w:rPr>
+          <w:rFonts w:ascii="Avenir Next" w:hAnsi="Avenir Next" w:cs="Avenir Next" w:eastAsia="Avenir Next"/>
+          <w:color w:val="1A1A1A"/>
           <w:sz w:val="18"/>
           <w:szCs w:val="18"/>
         </w:rPr>
-        <w:t xml:space="preserve">Step 2</w:t>
-      </w:r>
-      <w:r>
-        <w:rPr>
-          <w:rFonts w:ascii="Avenir Next" w:hAnsi="Avenir Next" w:cs="Avenir Next" w:eastAsia="Avenir Next"/>
-          <w:color w:val="1A1A1A"/>
-          <w:sz w:val="18"/>
-          <w:szCs w:val="18"/>
-        </w:rPr>
         <w:tab/>
       </w:r>
       <w:r>
         <w:rPr>
           <w:rFonts w:ascii="Avenir Next" w:hAnsi="Avenir Next" w:cs="Avenir Next" w:eastAsia="Avenir Next"/>
           <w:color w:val="1A1A1A"/>
+          <w:sz w:val="22"/>
+          <w:szCs w:val="21"/>
+        </w:rPr>
+        <w:t xml:space="preserve">There are </w:t>
+      </w:r>
+      <w:r>
+        <w:rPr>
+          <w:rFonts w:ascii="Avenir Next" w:hAnsi="Avenir Next" w:cs="Avenir Next" w:eastAsia="Avenir Next"/>
+          <w:color w:val="1A1A1A"/>
           <w:sz w:val="21"/>
           <w:szCs w:val="21"/>
-        </w:rPr>
-        <w:t xml:space="preserve">There are </w:t>
-      </w:r>
-      <w:r>
-        <w:rPr>
-          <w:rFonts w:ascii="Avenir Next" w:hAnsi="Avenir Next" w:cs="Avenir Next" w:eastAsia="Avenir Next"/>
-          <w:color w:val="1A1A1A"/>
-          <w:sz w:val="21"/>
-          <w:szCs w:val="21"/>
           <w:u w:val="single"/>
         </w:rPr>
         <w:t xml:space="preserve">                </w:t>
@@ -1080,7 +1089,7 @@
         <w:rPr>
           <w:rFonts w:ascii="Avenir Next" w:hAnsi="Avenir Next" w:cs="Avenir Next" w:eastAsia="Avenir Next"/>
           <w:color w:val="1A1A1A"/>
-          <w:sz w:val="21"/>
+          <w:sz w:val="22"/>
           <w:szCs w:val="21"/>
         </w:rPr>
         <w:t xml:space="preserve"> zeros. Count them.</w:t>
@@ -1100,35 +1109,35 @@
           <w:rFonts w:ascii="Avenir Next" w:hAnsi="Avenir Next" w:cs="Avenir Next" w:eastAsia="Avenir Next"/>
           <w:b/>
           <w:color w:val="003A70"/>
+          <w:sz w:val="22"/>
+          <w:szCs w:val="18"/>
+        </w:rPr>
+        <w:t xml:space="preserve">Step 3</w:t>
+      </w:r>
+      <w:r>
+        <w:rPr>
+          <w:rFonts w:ascii="Avenir Next" w:hAnsi="Avenir Next" w:cs="Avenir Next" w:eastAsia="Avenir Next"/>
+          <w:color w:val="1A1A1A"/>
           <w:sz w:val="18"/>
           <w:szCs w:val="18"/>
         </w:rPr>
-        <w:t xml:space="preserve">Step 3</w:t>
-      </w:r>
-      <w:r>
-        <w:rPr>
-          <w:rFonts w:ascii="Avenir Next" w:hAnsi="Avenir Next" w:cs="Avenir Next" w:eastAsia="Avenir Next"/>
-          <w:color w:val="1A1A1A"/>
-          <w:sz w:val="18"/>
-          <w:szCs w:val="18"/>
-        </w:rPr>
         <w:tab/>
       </w:r>
       <w:r>
         <w:rPr>
           <w:rFonts w:ascii="Avenir Next" w:hAnsi="Avenir Next" w:cs="Avenir Next" w:eastAsia="Avenir Next"/>
           <w:color w:val="1A1A1A"/>
+          <w:sz w:val="22"/>
+          <w:szCs w:val="21"/>
+        </w:rPr>
+        <w:t xml:space="preserve">There are </w:t>
+      </w:r>
+      <w:r>
+        <w:rPr>
+          <w:rFonts w:ascii="Avenir Next" w:hAnsi="Avenir Next" w:cs="Avenir Next" w:eastAsia="Avenir Next"/>
+          <w:color w:val="1A1A1A"/>
           <w:sz w:val="21"/>
           <w:szCs w:val="21"/>
-        </w:rPr>
-        <w:t xml:space="preserve">There are </w:t>
-      </w:r>
-      <w:r>
-        <w:rPr>
-          <w:rFonts w:ascii="Avenir Next" w:hAnsi="Avenir Next" w:cs="Avenir Next" w:eastAsia="Avenir Next"/>
-          <w:color w:val="1A1A1A"/>
-          <w:sz w:val="21"/>
-          <w:szCs w:val="21"/>
           <w:u w:val="single"/>
         </w:rPr>
         <w:t xml:space="preserve">                </w:t>
@@ -1137,7 +1146,7 @@
         <w:rPr>
           <w:rFonts w:ascii="Avenir Next" w:hAnsi="Avenir Next" w:cs="Avenir Next" w:eastAsia="Avenir Next"/>
           <w:color w:val="1A1A1A"/>
-          <w:sz w:val="21"/>
+          <w:sz w:val="22"/>
           <w:szCs w:val="21"/>
         </w:rPr>
         <w:t xml:space="preserve"> values.</w:t>
@@ -1150,6 +1159,7 @@
     </w:p>
     <w:p>
       <w:pPr>
+        <w:pStyle w:val="Heading2"/>
         <w:keepNext/>
         <w:pBdr>
           <w:bottom w:val="single" w:sz="8" w:space="3" w:color="003A70"/>
@@ -1165,7 +1175,7 @@
           <w:b/>
           <w:color w:val="003A70"/>
           <w:spacing w:val="14"/>
-          <w:sz w:val="19"/>
+          <w:sz w:val="22"/>
           <w:szCs w:val="19"/>
         </w:rPr>
         <w:t xml:space="preserve">YOUR TURN</w:t>
@@ -1184,7 +1194,7 @@
           <w:rFonts w:ascii="Avenir Next" w:hAnsi="Avenir Next" w:cs="Avenir Next" w:eastAsia="Avenir Next"/>
           <w:i/>
           <w:color w:val="5A5F66"/>
-          <w:sz w:val="17"/>
+          <w:sz w:val="22"/>
           <w:szCs w:val="17"/>
         </w:rPr>
         <w:t xml:space="preserve">use the steps on your own</w:t>
@@ -1570,7 +1580,7 @@
       <w:pPr>
         <w:pageBreakBefore/>
         <w:keepNext/>
-        <w:spacing w:before="0" w:after="12" w:line="264" w:lineRule="auto"/>
+        <w:spacing w:before="0" w:after="10" w:line="252" w:lineRule="auto"/>
       </w:pPr>
       <w:r>
         <w:rPr>
@@ -1579,7 +1589,7 @@
           <w:caps/>
           <w:color w:val="003A70"/>
           <w:spacing w:val="12"/>
-          <w:sz w:val="19"/>
+          <w:sz w:val="22"/>
           <w:szCs w:val="19"/>
         </w:rPr>
         <w:t xml:space="preserve">Lesson 2-8  ·  Session 1  ·  Prerequisite Practice B  ·  Skill 2 of 2</w:t>
@@ -1587,8 +1597,9 @@
     </w:p>
     <w:p>
       <w:pPr>
+        <w:pStyle w:val="Heading1"/>
         <w:keepNext/>
-        <w:spacing w:before="0" w:after="10" w:line="240" w:lineRule="auto"/>
+        <w:spacing w:before="0" w:after="8" w:line="240" w:lineRule="auto"/>
       </w:pPr>
       <w:r>
         <w:rPr>
@@ -1606,13 +1617,13 @@
         <w:pBdr>
           <w:bottom w:val="single" w:sz="4" w:space="5" w:color="C9CDD2"/>
         </w:pBdr>
-        <w:spacing w:before="0" w:after="60" w:line="264" w:lineRule="auto"/>
+        <w:spacing w:before="0" w:after="51" w:line="252" w:lineRule="auto"/>
       </w:pPr>
       <w:r>
         <w:rPr>
           <w:rFonts w:ascii="Avenir Next" w:hAnsi="Avenir Next" w:cs="Avenir Next" w:eastAsia="Avenir Next"/>
           <w:color w:val="5A5F66"/>
-          <w:sz w:val="17"/>
+          <w:sz w:val="22"/>
           <w:szCs w:val="17"/>
         </w:rPr>
         <w:t xml:space="preserve">Builds on Lesson 2-3 Session 1 · 6.SP.B.5c</w:t>
@@ -1655,7 +1666,8 @@
           </w:tcPr>
           <w:p>
             <w:pPr>
-              <w:spacing w:before="0" w:after="0" w:line="252" w:lineRule="auto"/>
+              <w:pStyle w:val="Heading2"/>
+              <w:spacing w:before="0" w:after="0" w:line="246" w:lineRule="auto"/>
             </w:pPr>
             <w:r>
               <w:rPr>
@@ -1678,13 +1690,13 @@
           </w:tcPr>
           <w:p>
             <w:pPr>
-              <w:spacing w:before="0" w:after="0" w:line="264" w:lineRule="auto"/>
+              <w:spacing w:before="0" w:after="0" w:line="252" w:lineRule="auto"/>
             </w:pPr>
             <w:r>
               <w:rPr>
                 <w:rFonts w:ascii="Avenir Next" w:hAnsi="Avenir Next" w:cs="Avenir Next" w:eastAsia="Avenir Next"/>
                 <w:color w:val="1A1A1A"/>
-                <w:sz w:val="20"/>
+                <w:sz w:val="22"/>
                 <w:szCs w:val="20"/>
               </w:rPr>
               <w:t xml:space="preserve">The mean of 7, 4, 9, 6, 9 must land between 4 and 9.</w:t>
@@ -1704,7 +1716,8 @@
           </w:tcPr>
           <w:p>
             <w:pPr>
-              <w:spacing w:before="0" w:after="0" w:line="252" w:lineRule="auto"/>
+              <w:pStyle w:val="Heading2"/>
+              <w:spacing w:before="0" w:after="0" w:line="246" w:lineRule="auto"/>
             </w:pPr>
             <w:r>
               <w:rPr>
@@ -1727,13 +1740,13 @@
           </w:tcPr>
           <w:p>
             <w:pPr>
-              <w:spacing w:before="0" w:after="0" w:line="264" w:lineRule="auto"/>
+              <w:spacing w:before="0" w:after="0" w:line="252" w:lineRule="auto"/>
             </w:pPr>
             <w:r>
               <w:rPr>
                 <w:rFonts w:ascii="Avenir Next" w:hAnsi="Avenir Next" w:cs="Avenir Next" w:eastAsia="Avenir Next"/>
                 <w:color w:val="1A1A1A"/>
-                <w:sz w:val="20"/>
+                <w:sz w:val="22"/>
                 <w:szCs w:val="20"/>
               </w:rPr>
               <w:t xml:space="preserve">Order a data set. Name its least and greatest values.  </w:t>
@@ -1743,7 +1756,7 @@
                 <w:rFonts w:ascii="Avenir Next" w:hAnsi="Avenir Next" w:cs="Avenir Next" w:eastAsia="Avenir Next"/>
                 <w:b/>
                 <w:color w:val="1A1A1A"/>
-                <w:sz w:val="20"/>
+                <w:sz w:val="22"/>
                 <w:szCs w:val="20"/>
               </w:rPr>
               <w:t xml:space="preserve">You will use it in Practice Form A, problems 1 and 4.</w:t>
@@ -1754,6 +1767,7 @@
     </w:tbl>
     <w:p>
       <w:pPr>
+        <w:pStyle w:val="Heading2"/>
         <w:keepNext/>
         <w:pBdr>
           <w:bottom w:val="single" w:sz="8" w:space="3" w:color="003A70"/>
@@ -1761,7 +1775,7 @@
         <w:tabs>
           <w:tab w:val="right" w:pos="9504"/>
         </w:tabs>
-        <w:spacing w:before="50" w:after="36" w:line="240" w:lineRule="auto"/>
+        <w:spacing w:before="42" w:after="31" w:line="240" w:lineRule="auto"/>
       </w:pPr>
       <w:r>
         <w:rPr>
@@ -1769,7 +1783,7 @@
           <w:b/>
           <w:color w:val="003A70"/>
           <w:spacing w:val="14"/>
-          <w:sz w:val="19"/>
+          <w:sz w:val="22"/>
           <w:szCs w:val="19"/>
         </w:rPr>
         <w:t xml:space="preserve">STEPS TO FOLLOW</w:t>
@@ -1788,7 +1802,7 @@
           <w:rFonts w:ascii="Avenir Next" w:hAnsi="Avenir Next" w:cs="Avenir Next" w:eastAsia="Avenir Next"/>
           <w:i/>
           <w:color w:val="5A5F66"/>
-          <w:sz w:val="17"/>
+          <w:sz w:val="22"/>
           <w:szCs w:val="17"/>
         </w:rPr>
         <w:t xml:space="preserve">use these same steps on every problem</w:t>
@@ -1830,6 +1844,7 @@
           </w:tcPr>
           <w:p>
             <w:pPr>
+              <w:pStyle w:val="Heading1"/>
               <w:spacing w:before="0" w:after="0" w:line="240" w:lineRule="auto"/>
               <w:jc w:val="center"/>
             </w:pPr>
@@ -1852,14 +1867,14 @@
           </w:tcPr>
           <w:p>
             <w:pPr>
-              <w:spacing w:before="0" w:after="0" w:line="264" w:lineRule="auto"/>
+              <w:spacing w:before="0" w:after="0" w:line="252" w:lineRule="auto"/>
             </w:pPr>
             <w:r>
               <w:rPr>
                 <w:rFonts w:ascii="Avenir Next" w:hAnsi="Avenir Next" w:cs="Avenir Next" w:eastAsia="Avenir Next"/>
                 <w:b/>
                 <w:color w:val="1A1A1A"/>
-                <w:sz w:val="21"/>
+                <w:sz w:val="22"/>
                 <w:szCs w:val="21"/>
               </w:rPr>
               <w:t xml:space="preserve">Find</w:t>
@@ -1868,7 +1883,7 @@
               <w:rPr>
                 <w:rFonts w:ascii="Avenir Next" w:hAnsi="Avenir Next" w:cs="Avenir Next" w:eastAsia="Avenir Next"/>
                 <w:color w:val="1A1A1A"/>
-                <w:sz w:val="21"/>
+                <w:sz w:val="22"/>
                 <w:szCs w:val="21"/>
               </w:rPr>
               <w:t xml:space="preserve"> the least value. Write it first.</w:t>
@@ -1887,6 +1902,7 @@
           </w:tcPr>
           <w:p>
             <w:pPr>
+              <w:pStyle w:val="Heading1"/>
               <w:spacing w:before="0" w:after="0" w:line="240" w:lineRule="auto"/>
               <w:jc w:val="center"/>
             </w:pPr>
@@ -1909,14 +1925,14 @@
           </w:tcPr>
           <w:p>
             <w:pPr>
-              <w:spacing w:before="0" w:after="0" w:line="264" w:lineRule="auto"/>
+              <w:spacing w:before="0" w:after="0" w:line="252" w:lineRule="auto"/>
             </w:pPr>
             <w:r>
               <w:rPr>
                 <w:rFonts w:ascii="Avenir Next" w:hAnsi="Avenir Next" w:cs="Avenir Next" w:eastAsia="Avenir Next"/>
                 <w:b/>
                 <w:color w:val="1A1A1A"/>
-                <w:sz w:val="21"/>
+                <w:sz w:val="22"/>
                 <w:szCs w:val="21"/>
               </w:rPr>
               <w:t xml:space="preserve">Write</w:t>
@@ -1925,7 +1941,7 @@
               <w:rPr>
                 <w:rFonts w:ascii="Avenir Next" w:hAnsi="Avenir Next" w:cs="Avenir Next" w:eastAsia="Avenir Next"/>
                 <w:color w:val="1A1A1A"/>
-                <w:sz w:val="21"/>
+                <w:sz w:val="22"/>
                 <w:szCs w:val="21"/>
               </w:rPr>
               <w:t xml:space="preserve"> the rest from least to greatest.</w:t>
@@ -1944,6 +1960,7 @@
           </w:tcPr>
           <w:p>
             <w:pPr>
+              <w:pStyle w:val="Heading1"/>
               <w:spacing w:before="0" w:after="0" w:line="240" w:lineRule="auto"/>
               <w:jc w:val="center"/>
             </w:pPr>
@@ -1966,14 +1983,14 @@
           </w:tcPr>
           <w:p>
             <w:pPr>
-              <w:spacing w:before="0" w:after="0" w:line="264" w:lineRule="auto"/>
+              <w:spacing w:before="0" w:after="0" w:line="252" w:lineRule="auto"/>
             </w:pPr>
             <w:r>
               <w:rPr>
                 <w:rFonts w:ascii="Avenir Next" w:hAnsi="Avenir Next" w:cs="Avenir Next" w:eastAsia="Avenir Next"/>
                 <w:b/>
                 <w:color w:val="1A1A1A"/>
-                <w:sz w:val="21"/>
+                <w:sz w:val="22"/>
                 <w:szCs w:val="21"/>
               </w:rPr>
               <w:t xml:space="preserve">Name</w:t>
@@ -1982,7 +1999,7 @@
               <w:rPr>
                 <w:rFonts w:ascii="Avenir Next" w:hAnsi="Avenir Next" w:cs="Avenir Next" w:eastAsia="Avenir Next"/>
                 <w:color w:val="1A1A1A"/>
-                <w:sz w:val="21"/>
+                <w:sz w:val="22"/>
                 <w:szCs w:val="21"/>
               </w:rPr>
               <w:t xml:space="preserve"> the least and greatest. The mean is between them.</w:t>
@@ -1993,6 +2010,7 @@
     </w:tbl>
     <w:p>
       <w:pPr>
+        <w:pStyle w:val="Heading2"/>
         <w:keepNext/>
         <w:pBdr>
           <w:bottom w:val="single" w:sz="8" w:space="3" w:color="003A70"/>
@@ -2000,7 +2018,7 @@
         <w:tabs>
           <w:tab w:val="right" w:pos="9504"/>
         </w:tabs>
-        <w:spacing w:before="50" w:after="36" w:line="240" w:lineRule="auto"/>
+        <w:spacing w:before="42" w:after="31" w:line="240" w:lineRule="auto"/>
       </w:pPr>
       <w:r>
         <w:rPr>
@@ -2008,7 +2026,7 @@
           <w:b/>
           <w:color w:val="003A70"/>
           <w:spacing w:val="14"/>
-          <w:sz w:val="19"/>
+          <w:sz w:val="22"/>
           <w:szCs w:val="19"/>
         </w:rPr>
         <w:t xml:space="preserve">WATCH ME</w:t>
@@ -2027,7 +2045,7 @@
           <w:rFonts w:ascii="Avenir Next" w:hAnsi="Avenir Next" w:cs="Avenir Next" w:eastAsia="Avenir Next"/>
           <w:i/>
           <w:color w:val="5A5F66"/>
-          <w:sz w:val="17"/>
+          <w:sz w:val="22"/>
           <w:szCs w:val="17"/>
         </w:rPr>
         <w:t xml:space="preserve">the steps in action</w:t>
@@ -2035,14 +2053,14 @@
     </w:p>
     <w:p>
       <w:pPr>
-        <w:spacing w:before="0" w:after="40" w:line="264" w:lineRule="auto"/>
-      </w:pPr>
-      <w:r>
-        <w:rPr>
-          <w:rFonts w:ascii="Avenir Next" w:hAnsi="Avenir Next" w:cs="Avenir Next" w:eastAsia="Avenir Next"/>
-          <w:b/>
-          <w:color w:val="1A1A1A"/>
-          <w:sz w:val="21"/>
+        <w:spacing w:before="0" w:after="34" w:line="252" w:lineRule="auto"/>
+      </w:pPr>
+      <w:r>
+        <w:rPr>
+          <w:rFonts w:ascii="Avenir Next" w:hAnsi="Avenir Next" w:cs="Avenir Next" w:eastAsia="Avenir Next"/>
+          <w:b/>
+          <w:color w:val="1A1A1A"/>
+          <w:sz w:val="22"/>
           <w:szCs w:val="21"/>
         </w:rPr>
         <w:t xml:space="preserve">Order 7, 4, 9, 6, 9.</w:t>
@@ -2053,7 +2071,7 @@
         <w:tabs>
           <w:tab w:val="left" w:pos="950"/>
         </w:tabs>
-        <w:spacing w:before="0" w:after="24" w:line="256" w:lineRule="auto"/>
+        <w:spacing w:before="0" w:after="20" w:line="248" w:lineRule="auto"/>
         <w:ind w:left="950" w:hanging="950"/>
       </w:pPr>
       <w:r>
@@ -2061,25 +2079,25 @@
           <w:rFonts w:ascii="Avenir Next" w:hAnsi="Avenir Next" w:cs="Avenir Next" w:eastAsia="Avenir Next"/>
           <w:b/>
           <w:color w:val="003A70"/>
+          <w:sz w:val="22"/>
+          <w:szCs w:val="19"/>
+        </w:rPr>
+        <w:t xml:space="preserve">Step 1</w:t>
+      </w:r>
+      <w:r>
+        <w:rPr>
+          <w:rFonts w:ascii="Avenir Next" w:hAnsi="Avenir Next" w:cs="Avenir Next" w:eastAsia="Avenir Next"/>
+          <w:color w:val="1A1A1A"/>
           <w:sz w:val="19"/>
           <w:szCs w:val="19"/>
         </w:rPr>
-        <w:t xml:space="preserve">Step 1</w:t>
-      </w:r>
-      <w:r>
-        <w:rPr>
-          <w:rFonts w:ascii="Avenir Next" w:hAnsi="Avenir Next" w:cs="Avenir Next" w:eastAsia="Avenir Next"/>
-          <w:color w:val="1A1A1A"/>
-          <w:sz w:val="19"/>
-          <w:szCs w:val="19"/>
-        </w:rPr>
         <w:tab/>
       </w:r>
       <w:r>
         <w:rPr>
           <w:rFonts w:ascii="Avenir Next" w:hAnsi="Avenir Next" w:cs="Avenir Next" w:eastAsia="Avenir Next"/>
           <w:color w:val="1A1A1A"/>
-          <w:sz w:val="21"/>
+          <w:sz w:val="22"/>
           <w:szCs w:val="21"/>
         </w:rPr>
         <w:t xml:space="preserve">The least value is 4.</w:t>
@@ -2090,7 +2108,7 @@
         <w:tabs>
           <w:tab w:val="left" w:pos="950"/>
         </w:tabs>
-        <w:spacing w:before="0" w:after="24" w:line="256" w:lineRule="auto"/>
+        <w:spacing w:before="0" w:after="20" w:line="248" w:lineRule="auto"/>
         <w:ind w:left="950" w:hanging="950"/>
       </w:pPr>
       <w:r>
@@ -2098,25 +2116,25 @@
           <w:rFonts w:ascii="Avenir Next" w:hAnsi="Avenir Next" w:cs="Avenir Next" w:eastAsia="Avenir Next"/>
           <w:b/>
           <w:color w:val="003A70"/>
+          <w:sz w:val="22"/>
+          <w:szCs w:val="19"/>
+        </w:rPr>
+        <w:t xml:space="preserve">Step 2</w:t>
+      </w:r>
+      <w:r>
+        <w:rPr>
+          <w:rFonts w:ascii="Avenir Next" w:hAnsi="Avenir Next" w:cs="Avenir Next" w:eastAsia="Avenir Next"/>
+          <w:color w:val="1A1A1A"/>
           <w:sz w:val="19"/>
           <w:szCs w:val="19"/>
         </w:rPr>
-        <w:t xml:space="preserve">Step 2</w:t>
-      </w:r>
-      <w:r>
-        <w:rPr>
-          <w:rFonts w:ascii="Avenir Next" w:hAnsi="Avenir Next" w:cs="Avenir Next" w:eastAsia="Avenir Next"/>
-          <w:color w:val="1A1A1A"/>
-          <w:sz w:val="19"/>
-          <w:szCs w:val="19"/>
-        </w:rPr>
         <w:tab/>
       </w:r>
       <w:r>
         <w:rPr>
           <w:rFonts w:ascii="Avenir Next" w:hAnsi="Avenir Next" w:cs="Avenir Next" w:eastAsia="Avenir Next"/>
           <w:color w:val="1A1A1A"/>
-          <w:sz w:val="21"/>
+          <w:sz w:val="22"/>
           <w:szCs w:val="21"/>
         </w:rPr>
         <w:t xml:space="preserve">4, 6, 7, 9, 9.</w:t>
@@ -2127,7 +2145,7 @@
         <w:tabs>
           <w:tab w:val="left" w:pos="950"/>
         </w:tabs>
-        <w:spacing w:before="0" w:after="24" w:line="256" w:lineRule="auto"/>
+        <w:spacing w:before="0" w:after="20" w:line="248" w:lineRule="auto"/>
         <w:ind w:left="950" w:hanging="950"/>
       </w:pPr>
       <w:r>
@@ -2135,25 +2153,25 @@
           <w:rFonts w:ascii="Avenir Next" w:hAnsi="Avenir Next" w:cs="Avenir Next" w:eastAsia="Avenir Next"/>
           <w:b/>
           <w:color w:val="003A70"/>
+          <w:sz w:val="22"/>
+          <w:szCs w:val="19"/>
+        </w:rPr>
+        <w:t xml:space="preserve">Step 3</w:t>
+      </w:r>
+      <w:r>
+        <w:rPr>
+          <w:rFonts w:ascii="Avenir Next" w:hAnsi="Avenir Next" w:cs="Avenir Next" w:eastAsia="Avenir Next"/>
+          <w:color w:val="1A1A1A"/>
           <w:sz w:val="19"/>
           <w:szCs w:val="19"/>
         </w:rPr>
-        <w:t xml:space="preserve">Step 3</w:t>
-      </w:r>
-      <w:r>
-        <w:rPr>
-          <w:rFonts w:ascii="Avenir Next" w:hAnsi="Avenir Next" w:cs="Avenir Next" w:eastAsia="Avenir Next"/>
-          <w:color w:val="1A1A1A"/>
-          <w:sz w:val="19"/>
-          <w:szCs w:val="19"/>
-        </w:rPr>
         <w:tab/>
       </w:r>
       <w:r>
         <w:rPr>
           <w:rFonts w:ascii="Avenir Next" w:hAnsi="Avenir Next" w:cs="Avenir Next" w:eastAsia="Avenir Next"/>
           <w:color w:val="1A1A1A"/>
-          <w:sz w:val="21"/>
+          <w:sz w:val="22"/>
           <w:szCs w:val="21"/>
         </w:rPr>
         <w:t xml:space="preserve">Least 4, greatest 9. The mean is between 4 and 9.</w:t>
@@ -2164,7 +2182,7 @@
         <w:tabs>
           <w:tab w:val="left" w:pos="950"/>
         </w:tabs>
-        <w:spacing w:before="20" w:after="0" w:line="256" w:lineRule="auto"/>
+        <w:spacing w:before="17" w:after="0" w:line="248" w:lineRule="auto"/>
         <w:ind w:left="950" w:hanging="950"/>
       </w:pPr>
       <w:r>
@@ -2172,18 +2190,18 @@
           <w:rFonts w:ascii="Avenir Next" w:hAnsi="Avenir Next" w:cs="Avenir Next" w:eastAsia="Avenir Next"/>
           <w:b/>
           <w:color w:val="1A1A1A"/>
+          <w:sz w:val="22"/>
+          <w:szCs w:val="21"/>
+        </w:rPr>
+        <w:t xml:space="preserve">Answer</w:t>
+      </w:r>
+      <w:r>
+        <w:rPr>
+          <w:rFonts w:ascii="Avenir Next" w:hAnsi="Avenir Next" w:cs="Avenir Next" w:eastAsia="Avenir Next"/>
+          <w:color w:val="1A1A1A"/>
           <w:sz w:val="21"/>
           <w:szCs w:val="21"/>
         </w:rPr>
-        <w:t xml:space="preserve">Answer</w:t>
-      </w:r>
-      <w:r>
-        <w:rPr>
-          <w:rFonts w:ascii="Avenir Next" w:hAnsi="Avenir Next" w:cs="Avenir Next" w:eastAsia="Avenir Next"/>
-          <w:color w:val="1A1A1A"/>
-          <w:sz w:val="21"/>
-          <w:szCs w:val="21"/>
-        </w:rPr>
         <w:tab/>
       </w:r>
       <w:r>
@@ -2191,7 +2209,7 @@
           <w:rFonts w:ascii="Avenir Next" w:hAnsi="Avenir Next" w:cs="Avenir Next" w:eastAsia="Avenir Next"/>
           <w:b/>
           <w:color w:val="1A1A1A"/>
-          <w:sz w:val="21"/>
+          <w:sz w:val="22"/>
           <w:szCs w:val="21"/>
         </w:rPr>
         <w:t xml:space="preserve">4, 6, 7, 9, 9</w:t>
@@ -2199,6 +2217,7 @@
     </w:p>
     <w:p>
       <w:pPr>
+        <w:pStyle w:val="Heading2"/>
         <w:keepNext/>
         <w:pBdr>
           <w:bottom w:val="single" w:sz="8" w:space="3" w:color="003A70"/>
@@ -2206,7 +2225,7 @@
         <w:tabs>
           <w:tab w:val="right" w:pos="9504"/>
         </w:tabs>
-        <w:spacing w:before="50" w:after="36" w:line="240" w:lineRule="auto"/>
+        <w:spacing w:before="42" w:after="31" w:line="240" w:lineRule="auto"/>
       </w:pPr>
       <w:r>
         <w:rPr>
@@ -2214,7 +2233,7 @@
           <w:b/>
           <w:color w:val="003A70"/>
           <w:spacing w:val="14"/>
-          <w:sz w:val="19"/>
+          <w:sz w:val="22"/>
           <w:szCs w:val="19"/>
         </w:rPr>
         <w:t xml:space="preserve">TRY IT WITH HELP</w:t>
@@ -2233,7 +2252,7 @@
           <w:rFonts w:ascii="Avenir Next" w:hAnsi="Avenir Next" w:cs="Avenir Next" w:eastAsia="Avenir Next"/>
           <w:i/>
           <w:color w:val="5A5F66"/>
-          <w:sz w:val="17"/>
+          <w:sz w:val="22"/>
           <w:szCs w:val="17"/>
         </w:rPr>
         <w:t xml:space="preserve">fill in each step</w:t>
@@ -2245,7 +2264,7 @@
         <w:tabs>
           <w:tab w:val="left" w:pos="432"/>
         </w:tabs>
-        <w:spacing w:before="90" w:after="40" w:line="268" w:lineRule="auto"/>
+        <w:spacing w:before="76" w:after="34" w:line="254" w:lineRule="auto"/>
         <w:ind w:left="432" w:hanging="432"/>
       </w:pPr>
       <w:r>
@@ -2283,7 +2302,7 @@
         <w:tabs>
           <w:tab w:val="left" w:pos="1300"/>
         </w:tabs>
-        <w:spacing w:before="0" w:after="24" w:line="272" w:lineRule="auto"/>
+        <w:spacing w:before="0" w:after="20" w:line="256" w:lineRule="auto"/>
         <w:ind w:left="1300" w:hanging="868"/>
       </w:pPr>
       <w:r>
@@ -2291,35 +2310,35 @@
           <w:rFonts w:ascii="Avenir Next" w:hAnsi="Avenir Next" w:cs="Avenir Next" w:eastAsia="Avenir Next"/>
           <w:b/>
           <w:color w:val="003A70"/>
+          <w:sz w:val="22"/>
+          <w:szCs w:val="18"/>
+        </w:rPr>
+        <w:t xml:space="preserve">Step 1</w:t>
+      </w:r>
+      <w:r>
+        <w:rPr>
+          <w:rFonts w:ascii="Avenir Next" w:hAnsi="Avenir Next" w:cs="Avenir Next" w:eastAsia="Avenir Next"/>
+          <w:color w:val="1A1A1A"/>
           <w:sz w:val="18"/>
           <w:szCs w:val="18"/>
         </w:rPr>
-        <w:t xml:space="preserve">Step 1</w:t>
-      </w:r>
-      <w:r>
-        <w:rPr>
-          <w:rFonts w:ascii="Avenir Next" w:hAnsi="Avenir Next" w:cs="Avenir Next" w:eastAsia="Avenir Next"/>
-          <w:color w:val="1A1A1A"/>
-          <w:sz w:val="18"/>
-          <w:szCs w:val="18"/>
-        </w:rPr>
         <w:tab/>
       </w:r>
       <w:r>
         <w:rPr>
           <w:rFonts w:ascii="Avenir Next" w:hAnsi="Avenir Next" w:cs="Avenir Next" w:eastAsia="Avenir Next"/>
           <w:color w:val="1A1A1A"/>
+          <w:sz w:val="22"/>
+          <w:szCs w:val="21"/>
+        </w:rPr>
+        <w:t xml:space="preserve">The least value is </w:t>
+      </w:r>
+      <w:r>
+        <w:rPr>
+          <w:rFonts w:ascii="Avenir Next" w:hAnsi="Avenir Next" w:cs="Avenir Next" w:eastAsia="Avenir Next"/>
+          <w:color w:val="1A1A1A"/>
           <w:sz w:val="21"/>
           <w:szCs w:val="21"/>
-        </w:rPr>
-        <w:t xml:space="preserve">The least value is </w:t>
-      </w:r>
-      <w:r>
-        <w:rPr>
-          <w:rFonts w:ascii="Avenir Next" w:hAnsi="Avenir Next" w:cs="Avenir Next" w:eastAsia="Avenir Next"/>
-          <w:color w:val="1A1A1A"/>
-          <w:sz w:val="21"/>
-          <w:szCs w:val="21"/>
           <w:u w:val="single"/>
         </w:rPr>
         <w:t xml:space="preserve">                </w:t>
@@ -2328,7 +2347,7 @@
         <w:rPr>
           <w:rFonts w:ascii="Avenir Next" w:hAnsi="Avenir Next" w:cs="Avenir Next" w:eastAsia="Avenir Next"/>
           <w:color w:val="1A1A1A"/>
-          <w:sz w:val="21"/>
+          <w:sz w:val="22"/>
           <w:szCs w:val="21"/>
         </w:rPr>
         <w:t xml:space="preserve">.</w:t>
@@ -2340,7 +2359,7 @@
         <w:tabs>
           <w:tab w:val="left" w:pos="1300"/>
         </w:tabs>
-        <w:spacing w:before="0" w:after="24" w:line="272" w:lineRule="auto"/>
+        <w:spacing w:before="0" w:after="20" w:line="256" w:lineRule="auto"/>
         <w:ind w:left="1300" w:hanging="868"/>
       </w:pPr>
       <w:r>
@@ -2348,25 +2367,25 @@
           <w:rFonts w:ascii="Avenir Next" w:hAnsi="Avenir Next" w:cs="Avenir Next" w:eastAsia="Avenir Next"/>
           <w:b/>
           <w:color w:val="003A70"/>
+          <w:sz w:val="22"/>
+          <w:szCs w:val="18"/>
+        </w:rPr>
+        <w:t xml:space="preserve">Step 2</w:t>
+      </w:r>
+      <w:r>
+        <w:rPr>
+          <w:rFonts w:ascii="Avenir Next" w:hAnsi="Avenir Next" w:cs="Avenir Next" w:eastAsia="Avenir Next"/>
+          <w:color w:val="1A1A1A"/>
           <w:sz w:val="18"/>
           <w:szCs w:val="18"/>
         </w:rPr>
-        <w:t xml:space="preserve">Step 2</w:t>
-      </w:r>
-      <w:r>
-        <w:rPr>
-          <w:rFonts w:ascii="Avenir Next" w:hAnsi="Avenir Next" w:cs="Avenir Next" w:eastAsia="Avenir Next"/>
-          <w:color w:val="1A1A1A"/>
-          <w:sz w:val="18"/>
-          <w:szCs w:val="18"/>
-        </w:rPr>
         <w:tab/>
       </w:r>
       <w:r>
         <w:rPr>
           <w:rFonts w:ascii="Avenir Next" w:hAnsi="Avenir Next" w:cs="Avenir Next" w:eastAsia="Avenir Next"/>
           <w:color w:val="1A1A1A"/>
-          <w:sz w:val="21"/>
+          <w:sz w:val="22"/>
           <w:szCs w:val="21"/>
         </w:rPr>
         <w:t xml:space="preserve">Order: </w:t>
@@ -2388,7 +2407,7 @@
         <w:tabs>
           <w:tab w:val="left" w:pos="1300"/>
         </w:tabs>
-        <w:spacing w:before="0" w:after="24" w:line="272" w:lineRule="auto"/>
+        <w:spacing w:before="0" w:after="20" w:line="256" w:lineRule="auto"/>
         <w:ind w:left="1300" w:hanging="868"/>
       </w:pPr>
       <w:r>
@@ -2396,28 +2415,47 @@
           <w:rFonts w:ascii="Avenir Next" w:hAnsi="Avenir Next" w:cs="Avenir Next" w:eastAsia="Avenir Next"/>
           <w:b/>
           <w:color w:val="003A70"/>
+          <w:sz w:val="22"/>
+          <w:szCs w:val="18"/>
+        </w:rPr>
+        <w:t xml:space="preserve">Step 3</w:t>
+      </w:r>
+      <w:r>
+        <w:rPr>
+          <w:rFonts w:ascii="Avenir Next" w:hAnsi="Avenir Next" w:cs="Avenir Next" w:eastAsia="Avenir Next"/>
+          <w:color w:val="1A1A1A"/>
           <w:sz w:val="18"/>
           <w:szCs w:val="18"/>
         </w:rPr>
-        <w:t xml:space="preserve">Step 3</w:t>
-      </w:r>
-      <w:r>
-        <w:rPr>
-          <w:rFonts w:ascii="Avenir Next" w:hAnsi="Avenir Next" w:cs="Avenir Next" w:eastAsia="Avenir Next"/>
-          <w:color w:val="1A1A1A"/>
-          <w:sz w:val="18"/>
-          <w:szCs w:val="18"/>
-        </w:rPr>
         <w:tab/>
       </w:r>
       <w:r>
         <w:rPr>
           <w:rFonts w:ascii="Avenir Next" w:hAnsi="Avenir Next" w:cs="Avenir Next" w:eastAsia="Avenir Next"/>
           <w:color w:val="1A1A1A"/>
+          <w:sz w:val="22"/>
+          <w:szCs w:val="21"/>
+        </w:rPr>
+        <w:t xml:space="preserve">Least </w:t>
+      </w:r>
+      <w:r>
+        <w:rPr>
+          <w:rFonts w:ascii="Avenir Next" w:hAnsi="Avenir Next" w:cs="Avenir Next" w:eastAsia="Avenir Next"/>
+          <w:color w:val="1A1A1A"/>
           <w:sz w:val="21"/>
           <w:szCs w:val="21"/>
-        </w:rPr>
-        <w:t xml:space="preserve">Least </w:t>
+          <w:u w:val="single"/>
+        </w:rPr>
+        <w:t xml:space="preserve">                </w:t>
+      </w:r>
+      <w:r>
+        <w:rPr>
+          <w:rFonts w:ascii="Avenir Next" w:hAnsi="Avenir Next" w:cs="Avenir Next" w:eastAsia="Avenir Next"/>
+          <w:color w:val="1A1A1A"/>
+          <w:sz w:val="22"/>
+          <w:szCs w:val="21"/>
+        </w:rPr>
+        <w:t xml:space="preserve">, greatest </w:t>
       </w:r>
       <w:r>
         <w:rPr>
@@ -2433,26 +2471,7 @@
         <w:rPr>
           <w:rFonts w:ascii="Avenir Next" w:hAnsi="Avenir Next" w:cs="Avenir Next" w:eastAsia="Avenir Next"/>
           <w:color w:val="1A1A1A"/>
-          <w:sz w:val="21"/>
-          <w:szCs w:val="21"/>
-        </w:rPr>
-        <w:t xml:space="preserve">, greatest </w:t>
-      </w:r>
-      <w:r>
-        <w:rPr>
-          <w:rFonts w:ascii="Avenir Next" w:hAnsi="Avenir Next" w:cs="Avenir Next" w:eastAsia="Avenir Next"/>
-          <w:color w:val="1A1A1A"/>
-          <w:sz w:val="21"/>
-          <w:szCs w:val="21"/>
-          <w:u w:val="single"/>
-        </w:rPr>
-        <w:t xml:space="preserve">                </w:t>
-      </w:r>
-      <w:r>
-        <w:rPr>
-          <w:rFonts w:ascii="Avenir Next" w:hAnsi="Avenir Next" w:cs="Avenir Next" w:eastAsia="Avenir Next"/>
-          <w:color w:val="1A1A1A"/>
-          <w:sz w:val="21"/>
+          <w:sz w:val="22"/>
           <w:szCs w:val="21"/>
         </w:rPr>
         <w:t xml:space="preserve">.</w:t>
@@ -2469,7 +2488,7 @@
         <w:tabs>
           <w:tab w:val="left" w:pos="432"/>
         </w:tabs>
-        <w:spacing w:before="90" w:after="40" w:line="268" w:lineRule="auto"/>
+        <w:spacing w:before="76" w:after="34" w:line="254" w:lineRule="auto"/>
         <w:ind w:left="432" w:hanging="432"/>
       </w:pPr>
       <w:r>
@@ -2507,7 +2526,7 @@
         <w:tabs>
           <w:tab w:val="left" w:pos="1300"/>
         </w:tabs>
-        <w:spacing w:before="0" w:after="24" w:line="272" w:lineRule="auto"/>
+        <w:spacing w:before="0" w:after="20" w:line="256" w:lineRule="auto"/>
         <w:ind w:left="1300" w:hanging="868"/>
       </w:pPr>
       <w:r>
@@ -2515,35 +2534,35 @@
           <w:rFonts w:ascii="Avenir Next" w:hAnsi="Avenir Next" w:cs="Avenir Next" w:eastAsia="Avenir Next"/>
           <w:b/>
           <w:color w:val="003A70"/>
+          <w:sz w:val="22"/>
+          <w:szCs w:val="18"/>
+        </w:rPr>
+        <w:t xml:space="preserve">Step 1</w:t>
+      </w:r>
+      <w:r>
+        <w:rPr>
+          <w:rFonts w:ascii="Avenir Next" w:hAnsi="Avenir Next" w:cs="Avenir Next" w:eastAsia="Avenir Next"/>
+          <w:color w:val="1A1A1A"/>
           <w:sz w:val="18"/>
           <w:szCs w:val="18"/>
         </w:rPr>
-        <w:t xml:space="preserve">Step 1</w:t>
-      </w:r>
-      <w:r>
-        <w:rPr>
-          <w:rFonts w:ascii="Avenir Next" w:hAnsi="Avenir Next" w:cs="Avenir Next" w:eastAsia="Avenir Next"/>
-          <w:color w:val="1A1A1A"/>
-          <w:sz w:val="18"/>
-          <w:szCs w:val="18"/>
-        </w:rPr>
         <w:tab/>
       </w:r>
       <w:r>
         <w:rPr>
           <w:rFonts w:ascii="Avenir Next" w:hAnsi="Avenir Next" w:cs="Avenir Next" w:eastAsia="Avenir Next"/>
           <w:color w:val="1A1A1A"/>
+          <w:sz w:val="22"/>
+          <w:szCs w:val="21"/>
+        </w:rPr>
+        <w:t xml:space="preserve">The least value is </w:t>
+      </w:r>
+      <w:r>
+        <w:rPr>
+          <w:rFonts w:ascii="Avenir Next" w:hAnsi="Avenir Next" w:cs="Avenir Next" w:eastAsia="Avenir Next"/>
+          <w:color w:val="1A1A1A"/>
           <w:sz w:val="21"/>
           <w:szCs w:val="21"/>
-        </w:rPr>
-        <w:t xml:space="preserve">The least value is </w:t>
-      </w:r>
-      <w:r>
-        <w:rPr>
-          <w:rFonts w:ascii="Avenir Next" w:hAnsi="Avenir Next" w:cs="Avenir Next" w:eastAsia="Avenir Next"/>
-          <w:color w:val="1A1A1A"/>
-          <w:sz w:val="21"/>
-          <w:szCs w:val="21"/>
           <w:u w:val="single"/>
         </w:rPr>
         <w:t xml:space="preserve">                </w:t>
@@ -2552,7 +2571,7 @@
         <w:rPr>
           <w:rFonts w:ascii="Avenir Next" w:hAnsi="Avenir Next" w:cs="Avenir Next" w:eastAsia="Avenir Next"/>
           <w:color w:val="1A1A1A"/>
-          <w:sz w:val="21"/>
+          <w:sz w:val="22"/>
           <w:szCs w:val="21"/>
         </w:rPr>
         <w:t xml:space="preserve">.</w:t>
@@ -2564,7 +2583,7 @@
         <w:tabs>
           <w:tab w:val="left" w:pos="1300"/>
         </w:tabs>
-        <w:spacing w:before="0" w:after="24" w:line="272" w:lineRule="auto"/>
+        <w:spacing w:before="0" w:after="20" w:line="256" w:lineRule="auto"/>
         <w:ind w:left="1300" w:hanging="868"/>
       </w:pPr>
       <w:r>
@@ -2572,25 +2591,25 @@
           <w:rFonts w:ascii="Avenir Next" w:hAnsi="Avenir Next" w:cs="Avenir Next" w:eastAsia="Avenir Next"/>
           <w:b/>
           <w:color w:val="003A70"/>
+          <w:sz w:val="22"/>
+          <w:szCs w:val="18"/>
+        </w:rPr>
+        <w:t xml:space="preserve">Step 2</w:t>
+      </w:r>
+      <w:r>
+        <w:rPr>
+          <w:rFonts w:ascii="Avenir Next" w:hAnsi="Avenir Next" w:cs="Avenir Next" w:eastAsia="Avenir Next"/>
+          <w:color w:val="1A1A1A"/>
           <w:sz w:val="18"/>
           <w:szCs w:val="18"/>
         </w:rPr>
-        <w:t xml:space="preserve">Step 2</w:t>
-      </w:r>
-      <w:r>
-        <w:rPr>
-          <w:rFonts w:ascii="Avenir Next" w:hAnsi="Avenir Next" w:cs="Avenir Next" w:eastAsia="Avenir Next"/>
-          <w:color w:val="1A1A1A"/>
-          <w:sz w:val="18"/>
-          <w:szCs w:val="18"/>
-        </w:rPr>
         <w:tab/>
       </w:r>
       <w:r>
         <w:rPr>
           <w:rFonts w:ascii="Avenir Next" w:hAnsi="Avenir Next" w:cs="Avenir Next" w:eastAsia="Avenir Next"/>
           <w:color w:val="1A1A1A"/>
-          <w:sz w:val="21"/>
+          <w:sz w:val="22"/>
           <w:szCs w:val="21"/>
         </w:rPr>
         <w:t xml:space="preserve">Order: </w:t>
@@ -2612,7 +2631,7 @@
         <w:tabs>
           <w:tab w:val="left" w:pos="1300"/>
         </w:tabs>
-        <w:spacing w:before="0" w:after="24" w:line="272" w:lineRule="auto"/>
+        <w:spacing w:before="0" w:after="20" w:line="256" w:lineRule="auto"/>
         <w:ind w:left="1300" w:hanging="868"/>
       </w:pPr>
       <w:r>
@@ -2620,28 +2639,47 @@
           <w:rFonts w:ascii="Avenir Next" w:hAnsi="Avenir Next" w:cs="Avenir Next" w:eastAsia="Avenir Next"/>
           <w:b/>
           <w:color w:val="003A70"/>
+          <w:sz w:val="22"/>
+          <w:szCs w:val="18"/>
+        </w:rPr>
+        <w:t xml:space="preserve">Step 3</w:t>
+      </w:r>
+      <w:r>
+        <w:rPr>
+          <w:rFonts w:ascii="Avenir Next" w:hAnsi="Avenir Next" w:cs="Avenir Next" w:eastAsia="Avenir Next"/>
+          <w:color w:val="1A1A1A"/>
           <w:sz w:val="18"/>
           <w:szCs w:val="18"/>
         </w:rPr>
-        <w:t xml:space="preserve">Step 3</w:t>
-      </w:r>
-      <w:r>
-        <w:rPr>
-          <w:rFonts w:ascii="Avenir Next" w:hAnsi="Avenir Next" w:cs="Avenir Next" w:eastAsia="Avenir Next"/>
-          <w:color w:val="1A1A1A"/>
-          <w:sz w:val="18"/>
-          <w:szCs w:val="18"/>
-        </w:rPr>
         <w:tab/>
       </w:r>
       <w:r>
         <w:rPr>
           <w:rFonts w:ascii="Avenir Next" w:hAnsi="Avenir Next" w:cs="Avenir Next" w:eastAsia="Avenir Next"/>
           <w:color w:val="1A1A1A"/>
+          <w:sz w:val="22"/>
+          <w:szCs w:val="21"/>
+        </w:rPr>
+        <w:t xml:space="preserve">Least </w:t>
+      </w:r>
+      <w:r>
+        <w:rPr>
+          <w:rFonts w:ascii="Avenir Next" w:hAnsi="Avenir Next" w:cs="Avenir Next" w:eastAsia="Avenir Next"/>
+          <w:color w:val="1A1A1A"/>
           <w:sz w:val="21"/>
           <w:szCs w:val="21"/>
-        </w:rPr>
-        <w:t xml:space="preserve">Least </w:t>
+          <w:u w:val="single"/>
+        </w:rPr>
+        <w:t xml:space="preserve">                </w:t>
+      </w:r>
+      <w:r>
+        <w:rPr>
+          <w:rFonts w:ascii="Avenir Next" w:hAnsi="Avenir Next" w:cs="Avenir Next" w:eastAsia="Avenir Next"/>
+          <w:color w:val="1A1A1A"/>
+          <w:sz w:val="22"/>
+          <w:szCs w:val="21"/>
+        </w:rPr>
+        <w:t xml:space="preserve">, greatest </w:t>
       </w:r>
       <w:r>
         <w:rPr>
@@ -2657,26 +2695,7 @@
         <w:rPr>
           <w:rFonts w:ascii="Avenir Next" w:hAnsi="Avenir Next" w:cs="Avenir Next" w:eastAsia="Avenir Next"/>
           <w:color w:val="1A1A1A"/>
-          <w:sz w:val="21"/>
-          <w:szCs w:val="21"/>
-        </w:rPr>
-        <w:t xml:space="preserve">, greatest </w:t>
-      </w:r>
-      <w:r>
-        <w:rPr>
-          <w:rFonts w:ascii="Avenir Next" w:hAnsi="Avenir Next" w:cs="Avenir Next" w:eastAsia="Avenir Next"/>
-          <w:color w:val="1A1A1A"/>
-          <w:sz w:val="21"/>
-          <w:szCs w:val="21"/>
-          <w:u w:val="single"/>
-        </w:rPr>
-        <w:t xml:space="preserve">                </w:t>
-      </w:r>
-      <w:r>
-        <w:rPr>
-          <w:rFonts w:ascii="Avenir Next" w:hAnsi="Avenir Next" w:cs="Avenir Next" w:eastAsia="Avenir Next"/>
-          <w:color w:val="1A1A1A"/>
-          <w:sz w:val="21"/>
+          <w:sz w:val="22"/>
           <w:szCs w:val="21"/>
         </w:rPr>
         <w:t xml:space="preserve">.</w:t>
@@ -2689,6 +2708,7 @@
     </w:p>
     <w:p>
       <w:pPr>
+        <w:pStyle w:val="Heading2"/>
         <w:keepNext/>
         <w:pBdr>
           <w:bottom w:val="single" w:sz="8" w:space="3" w:color="003A70"/>
@@ -2696,7 +2716,7 @@
         <w:tabs>
           <w:tab w:val="right" w:pos="9504"/>
         </w:tabs>
-        <w:spacing w:before="50" w:after="36" w:line="240" w:lineRule="auto"/>
+        <w:spacing w:before="42" w:after="31" w:line="240" w:lineRule="auto"/>
       </w:pPr>
       <w:r>
         <w:rPr>
@@ -2704,7 +2724,7 @@
           <w:b/>
           <w:color w:val="003A70"/>
           <w:spacing w:val="14"/>
-          <w:sz w:val="19"/>
+          <w:sz w:val="22"/>
           <w:szCs w:val="19"/>
         </w:rPr>
         <w:t xml:space="preserve">YOUR TURN</w:t>
@@ -2723,7 +2743,7 @@
           <w:rFonts w:ascii="Avenir Next" w:hAnsi="Avenir Next" w:cs="Avenir Next" w:eastAsia="Avenir Next"/>
           <w:i/>
           <w:color w:val="5A5F66"/>
-          <w:sz w:val="17"/>
+          <w:sz w:val="22"/>
           <w:szCs w:val="17"/>
         </w:rPr>
         <w:t xml:space="preserve">use the steps on your own</w:t>
@@ -2773,7 +2793,7 @@
               <w:tabs>
                 <w:tab w:val="left" w:pos="432"/>
               </w:tabs>
-              <w:spacing w:before="90" w:after="40" w:line="268" w:lineRule="auto"/>
+              <w:spacing w:before="76" w:after="34" w:line="254" w:lineRule="auto"/>
               <w:ind w:left="432" w:hanging="432"/>
             </w:pPr>
             <w:r>
@@ -2846,7 +2866,7 @@
                     <w:tabs>
                       <w:tab w:val="left" w:pos="340"/>
                     </w:tabs>
-                    <w:spacing w:before="0" w:after="0" w:line="276" w:lineRule="auto"/>
+                    <w:spacing w:before="0" w:after="0" w:line="258" w:lineRule="auto"/>
                     <w:ind w:left="340" w:hanging="340"/>
                   </w:pPr>
                   <w:r>
@@ -2908,7 +2928,7 @@
                     <w:tabs>
                       <w:tab w:val="left" w:pos="340"/>
                     </w:tabs>
-                    <w:spacing w:before="0" w:after="0" w:line="276" w:lineRule="auto"/>
+                    <w:spacing w:before="0" w:after="0" w:line="258" w:lineRule="auto"/>
                     <w:ind w:left="340" w:hanging="340"/>
                   </w:pPr>
                   <w:r>
@@ -2976,7 +2996,7 @@
                     <w:tabs>
                       <w:tab w:val="left" w:pos="340"/>
                     </w:tabs>
-                    <w:spacing w:before="0" w:after="0" w:line="276" w:lineRule="auto"/>
+                    <w:spacing w:before="0" w:after="0" w:line="258" w:lineRule="auto"/>
                     <w:ind w:left="340" w:hanging="340"/>
                   </w:pPr>
                   <w:r>
@@ -3038,7 +3058,7 @@
                     <w:tabs>
                       <w:tab w:val="left" w:pos="340"/>
                     </w:tabs>
-                    <w:spacing w:before="0" w:after="0" w:line="276" w:lineRule="auto"/>
+                    <w:spacing w:before="0" w:after="0" w:line="258" w:lineRule="auto"/>
                     <w:ind w:left="340" w:hanging="340"/>
                   </w:pPr>
                   <w:r>
@@ -3107,6 +3127,7 @@
     </w:p>
     <w:p>
       <w:pPr>
+        <w:pStyle w:val="Heading2"/>
         <w:keepNext/>
         <w:pBdr>
           <w:bottom w:val="single" w:sz="8" w:space="3" w:color="003A70"/>
@@ -3114,7 +3135,7 @@
         <w:tabs>
           <w:tab w:val="right" w:pos="9504"/>
         </w:tabs>
-        <w:spacing w:before="50" w:after="36" w:line="240" w:lineRule="auto"/>
+        <w:spacing w:before="42" w:after="31" w:line="240" w:lineRule="auto"/>
       </w:pPr>
       <w:r>
         <w:rPr>
@@ -3122,7 +3143,7 @@
           <w:b/>
           <w:color w:val="003A70"/>
           <w:spacing w:val="14"/>
-          <w:sz w:val="19"/>
+          <w:sz w:val="22"/>
           <w:szCs w:val="19"/>
         </w:rPr>
         <w:t xml:space="preserve">READY CHECK</w:t>
@@ -3141,7 +3162,7 @@
           <w:rFonts w:ascii="Avenir Next" w:hAnsi="Avenir Next" w:cs="Avenir Next" w:eastAsia="Avenir Next"/>
           <w:i/>
           <w:color w:val="5A5F66"/>
-          <w:sz w:val="17"/>
+          <w:sz w:val="22"/>
           <w:szCs w:val="17"/>
         </w:rPr>
         <w:t xml:space="preserve">a problem like the one in today’s lesson</w:t>
@@ -3191,7 +3212,7 @@
               <w:tabs>
                 <w:tab w:val="left" w:pos="432"/>
               </w:tabs>
-              <w:spacing w:before="90" w:after="40" w:line="268" w:lineRule="auto"/>
+              <w:spacing w:before="76" w:after="34" w:line="254" w:lineRule="auto"/>
               <w:ind w:left="432" w:hanging="432"/>
             </w:pPr>
             <w:r>
@@ -3263,7 +3284,7 @@
                     <w:tabs>
                       <w:tab w:val="left" w:pos="340"/>
                     </w:tabs>
-                    <w:spacing w:before="0" w:after="0" w:line="264" w:lineRule="auto"/>
+                    <w:spacing w:before="0" w:after="0" w:line="252" w:lineRule="auto"/>
                     <w:ind w:left="340" w:hanging="340"/>
                   </w:pPr>
                   <w:r>
@@ -3271,25 +3292,25 @@
                       <w:rFonts w:ascii="Avenir Next" w:hAnsi="Avenir Next" w:cs="Avenir Next" w:eastAsia="Avenir Next"/>
                       <w:b/>
                       <w:color w:val="003A70"/>
+                      <w:sz w:val="22"/>
+                      <w:szCs w:val="21"/>
+                    </w:rPr>
+                    <w:t xml:space="preserve">A</w:t>
+                  </w:r>
+                  <w:r>
+                    <w:rPr>
+                      <w:rFonts w:ascii="Avenir Next" w:hAnsi="Avenir Next" w:cs="Avenir Next" w:eastAsia="Avenir Next"/>
+                      <w:color w:val="1A1A1A"/>
                       <w:sz w:val="21"/>
                       <w:szCs w:val="21"/>
                     </w:rPr>
-                    <w:t xml:space="preserve">A</w:t>
-                  </w:r>
-                  <w:r>
-                    <w:rPr>
-                      <w:rFonts w:ascii="Avenir Next" w:hAnsi="Avenir Next" w:cs="Avenir Next" w:eastAsia="Avenir Next"/>
-                      <w:color w:val="1A1A1A"/>
-                      <w:sz w:val="21"/>
-                      <w:szCs w:val="21"/>
-                    </w:rPr>
                     <w:tab/>
                   </w:r>
                   <w:r>
                     <w:rPr>
                       <w:rFonts w:ascii="Avenir Next" w:hAnsi="Avenir Next" w:cs="Avenir Next" w:eastAsia="Avenir Next"/>
                       <w:color w:val="1A1A1A"/>
-                      <w:sz w:val="21"/>
+                      <w:sz w:val="22"/>
                       <w:szCs w:val="21"/>
                     </w:rPr>
                     <w:t xml:space="preserve">less than 10</w:t>
@@ -3306,7 +3327,7 @@
                     <w:tabs>
                       <w:tab w:val="left" w:pos="340"/>
                     </w:tabs>
-                    <w:spacing w:before="0" w:after="0" w:line="264" w:lineRule="auto"/>
+                    <w:spacing w:before="0" w:after="0" w:line="252" w:lineRule="auto"/>
                     <w:ind w:left="340" w:hanging="340"/>
                   </w:pPr>
                   <w:r>
@@ -3314,25 +3335,25 @@
                       <w:rFonts w:ascii="Avenir Next" w:hAnsi="Avenir Next" w:cs="Avenir Next" w:eastAsia="Avenir Next"/>
                       <w:b/>
                       <w:color w:val="003A70"/>
+                      <w:sz w:val="22"/>
+                      <w:szCs w:val="21"/>
+                    </w:rPr>
+                    <w:t xml:space="preserve">B</w:t>
+                  </w:r>
+                  <w:r>
+                    <w:rPr>
+                      <w:rFonts w:ascii="Avenir Next" w:hAnsi="Avenir Next" w:cs="Avenir Next" w:eastAsia="Avenir Next"/>
+                      <w:color w:val="1A1A1A"/>
                       <w:sz w:val="21"/>
                       <w:szCs w:val="21"/>
                     </w:rPr>
-                    <w:t xml:space="preserve">B</w:t>
-                  </w:r>
-                  <w:r>
-                    <w:rPr>
-                      <w:rFonts w:ascii="Avenir Next" w:hAnsi="Avenir Next" w:cs="Avenir Next" w:eastAsia="Avenir Next"/>
-                      <w:color w:val="1A1A1A"/>
-                      <w:sz w:val="21"/>
-                      <w:szCs w:val="21"/>
-                    </w:rPr>
                     <w:tab/>
                   </w:r>
                   <w:r>
                     <w:rPr>
                       <w:rFonts w:ascii="Avenir Next" w:hAnsi="Avenir Next" w:cs="Avenir Next" w:eastAsia="Avenir Next"/>
                       <w:color w:val="1A1A1A"/>
-                      <w:sz w:val="21"/>
+                      <w:sz w:val="22"/>
                       <w:szCs w:val="21"/>
                     </w:rPr>
                     <w:t xml:space="preserve">exactly 10</w:t>
@@ -3354,7 +3375,7 @@
                     <w:tabs>
                       <w:tab w:val="left" w:pos="340"/>
                     </w:tabs>
-                    <w:spacing w:before="0" w:after="0" w:line="264" w:lineRule="auto"/>
+                    <w:spacing w:before="0" w:after="0" w:line="252" w:lineRule="auto"/>
                     <w:ind w:left="340" w:hanging="340"/>
                   </w:pPr>
                   <w:r>
@@ -3362,25 +3383,25 @@
                       <w:rFonts w:ascii="Avenir Next" w:hAnsi="Avenir Next" w:cs="Avenir Next" w:eastAsia="Avenir Next"/>
                       <w:b/>
                       <w:color w:val="003A70"/>
+                      <w:sz w:val="22"/>
+                      <w:szCs w:val="21"/>
+                    </w:rPr>
+                    <w:t xml:space="preserve">C</w:t>
+                  </w:r>
+                  <w:r>
+                    <w:rPr>
+                      <w:rFonts w:ascii="Avenir Next" w:hAnsi="Avenir Next" w:cs="Avenir Next" w:eastAsia="Avenir Next"/>
+                      <w:color w:val="1A1A1A"/>
                       <w:sz w:val="21"/>
                       <w:szCs w:val="21"/>
                     </w:rPr>
-                    <w:t xml:space="preserve">C</w:t>
-                  </w:r>
-                  <w:r>
-                    <w:rPr>
-                      <w:rFonts w:ascii="Avenir Next" w:hAnsi="Avenir Next" w:cs="Avenir Next" w:eastAsia="Avenir Next"/>
-                      <w:color w:val="1A1A1A"/>
-                      <w:sz w:val="21"/>
-                      <w:szCs w:val="21"/>
-                    </w:rPr>
                     <w:tab/>
                   </w:r>
                   <w:r>
                     <w:rPr>
                       <w:rFonts w:ascii="Avenir Next" w:hAnsi="Avenir Next" w:cs="Avenir Next" w:eastAsia="Avenir Next"/>
                       <w:color w:val="1A1A1A"/>
-                      <w:sz w:val="21"/>
+                      <w:sz w:val="22"/>
                       <w:szCs w:val="21"/>
                     </w:rPr>
                     <w:t xml:space="preserve">between 10 and 40</w:t>
@@ -3397,7 +3418,7 @@
                     <w:tabs>
                       <w:tab w:val="left" w:pos="340"/>
                     </w:tabs>
-                    <w:spacing w:before="0" w:after="0" w:line="264" w:lineRule="auto"/>
+                    <w:spacing w:before="0" w:after="0" w:line="252" w:lineRule="auto"/>
                     <w:ind w:left="340" w:hanging="340"/>
                   </w:pPr>
                   <w:r>
@@ -3405,25 +3426,25 @@
                       <w:rFonts w:ascii="Avenir Next" w:hAnsi="Avenir Next" w:cs="Avenir Next" w:eastAsia="Avenir Next"/>
                       <w:b/>
                       <w:color w:val="003A70"/>
+                      <w:sz w:val="22"/>
+                      <w:szCs w:val="21"/>
+                    </w:rPr>
+                    <w:t xml:space="preserve">D</w:t>
+                  </w:r>
+                  <w:r>
+                    <w:rPr>
+                      <w:rFonts w:ascii="Avenir Next" w:hAnsi="Avenir Next" w:cs="Avenir Next" w:eastAsia="Avenir Next"/>
+                      <w:color w:val="1A1A1A"/>
                       <w:sz w:val="21"/>
                       <w:szCs w:val="21"/>
                     </w:rPr>
-                    <w:t xml:space="preserve">D</w:t>
-                  </w:r>
-                  <w:r>
-                    <w:rPr>
-                      <w:rFonts w:ascii="Avenir Next" w:hAnsi="Avenir Next" w:cs="Avenir Next" w:eastAsia="Avenir Next"/>
-                      <w:color w:val="1A1A1A"/>
-                      <w:sz w:val="21"/>
-                      <w:szCs w:val="21"/>
-                    </w:rPr>
                     <w:tab/>
                   </w:r>
                   <w:r>
                     <w:rPr>
                       <w:rFonts w:ascii="Avenir Next" w:hAnsi="Avenir Next" w:cs="Avenir Next" w:eastAsia="Avenir Next"/>
                       <w:color w:val="1A1A1A"/>
-                      <w:sz w:val="21"/>
+                      <w:sz w:val="22"/>
                       <w:szCs w:val="21"/>
                     </w:rPr>
                     <w:t xml:space="preserve">more than 40</w:t>
@@ -3472,19 +3493,42 @@
         <w:tblLook w:val="0000" w:firstRow="0" w:lastRow="0" w:firstColumn="0" w:lastColumn="0" w:noHBand="1" w:noVBand="1"/>
       </w:tblPr>
       <w:tblGrid>
-        <w:gridCol w:w="2000"/>
-        <w:gridCol w:w="2300"/>
-        <w:gridCol w:w="2100"/>
-        <w:gridCol w:w="3104"/>
+        <w:gridCol w:w="1750"/>
+        <w:gridCol w:w="2500"/>
+        <w:gridCol w:w="2200"/>
+        <w:gridCol w:w="3054"/>
       </w:tblGrid>
       <w:tr>
         <w:trPr>
           <w:cantSplit/>
-          <w:trHeight w:val="320" w:hRule="atLeast"/>
+          <w:trHeight w:val="300" w:hRule="atLeast"/>
         </w:trPr>
         <w:tc>
           <w:tcPr>
-            <w:tcW w:w="2000" w:type="dxa"/>
+            <w:tcW w:w="1750" w:type="dxa"/>
+            <w:vAlign w:val="center"/>
+          </w:tcPr>
+          <w:p>
+            <w:pPr>
+              <w:pStyle w:val="Heading2"/>
+              <w:spacing w:before="0" w:after="0" w:line="240" w:lineRule="auto"/>
+            </w:pPr>
+            <w:r>
+              <w:rPr>
+                <w:rFonts w:ascii="Avenir Next" w:hAnsi="Avenir Next" w:cs="Avenir Next" w:eastAsia="Avenir Next"/>
+                <w:b/>
+                <w:color w:val="003A70"/>
+                <w:spacing w:val="12"/>
+                <w:sz w:val="15"/>
+                <w:szCs w:val="15"/>
+              </w:rPr>
+              <w:t xml:space="preserve">CHECK YOURSELF</w:t>
+            </w:r>
+          </w:p>
+        </w:tc>
+        <w:tc>
+          <w:tcPr>
+            <w:tcW w:w="2500" w:type="dxa"/>
             <w:vAlign w:val="center"/>
           </w:tcPr>
           <w:p>
@@ -3493,20 +3537,27 @@
             </w:pPr>
             <w:r>
               <w:rPr>
-                <w:rFonts w:ascii="Avenir Next" w:hAnsi="Avenir Next" w:cs="Avenir Next" w:eastAsia="Avenir Next"/>
-                <w:b/>
-                <w:color w:val="003A70"/>
-                <w:spacing w:val="12"/>
-                <w:sz w:val="15"/>
-                <w:szCs w:val="15"/>
-              </w:rPr>
-              <w:t xml:space="preserve">CHECK YOURSELF</w:t>
+                <w:rFonts w:ascii="Arial" w:hAnsi="Arial" w:cs="Arial" w:eastAsia="Arial"/>
+                <w:color w:val="1A1A1A"/>
+                <w:sz w:val="20"/>
+                <w:szCs w:val="20"/>
+              </w:rPr>
+              <w:t xml:space="preserve">□</w:t>
+            </w:r>
+            <w:r>
+              <w:rPr>
+                <w:rFonts w:ascii="Avenir Next" w:hAnsi="Avenir Next" w:cs="Avenir Next" w:eastAsia="Avenir Next"/>
+                <w:color w:val="1A1A1A"/>
+                <w:sz w:val="17"/>
+                <w:szCs w:val="17"/>
+              </w:rPr>
+              <w:t xml:space="preserve">  I can do this on my own</w:t>
             </w:r>
           </w:p>
         </w:tc>
         <w:tc>
           <w:tcPr>
-            <w:tcW w:w="2300" w:type="dxa"/>
+            <w:tcW w:w="2200" w:type="dxa"/>
             <w:vAlign w:val="center"/>
           </w:tcPr>
           <w:p>
@@ -3517,8 +3568,8 @@
               <w:rPr>
                 <w:rFonts w:ascii="Arial" w:hAnsi="Arial" w:cs="Arial" w:eastAsia="Arial"/>
                 <w:color w:val="1A1A1A"/>
-                <w:sz w:val="24"/>
-                <w:szCs w:val="24"/>
+                <w:sz w:val="20"/>
+                <w:szCs w:val="20"/>
               </w:rPr>
               <w:t xml:space="preserve">□</w:t>
             </w:r>
@@ -3529,13 +3580,13 @@
                 <w:sz w:val="17"/>
                 <w:szCs w:val="17"/>
               </w:rPr>
-              <w:t xml:space="preserve">  I can do this on my own</w:t>
+              <w:t xml:space="preserve">  I need a little help</w:t>
             </w:r>
           </w:p>
         </w:tc>
         <w:tc>
           <w:tcPr>
-            <w:tcW w:w="2100" w:type="dxa"/>
+            <w:tcW w:w="3054" w:type="dxa"/>
             <w:vAlign w:val="center"/>
           </w:tcPr>
           <w:p>
@@ -3546,37 +3597,8 @@
               <w:rPr>
                 <w:rFonts w:ascii="Arial" w:hAnsi="Arial" w:cs="Arial" w:eastAsia="Arial"/>
                 <w:color w:val="1A1A1A"/>
-                <w:sz w:val="24"/>
-                <w:szCs w:val="24"/>
-              </w:rPr>
-              <w:t xml:space="preserve">□</w:t>
-            </w:r>
-            <w:r>
-              <w:rPr>
-                <w:rFonts w:ascii="Avenir Next" w:hAnsi="Avenir Next" w:cs="Avenir Next" w:eastAsia="Avenir Next"/>
-                <w:color w:val="1A1A1A"/>
-                <w:sz w:val="17"/>
-                <w:szCs w:val="17"/>
-              </w:rPr>
-              <w:t xml:space="preserve">  I need a little help</w:t>
-            </w:r>
-          </w:p>
-        </w:tc>
-        <w:tc>
-          <w:tcPr>
-            <w:tcW w:w="3104" w:type="dxa"/>
-            <w:vAlign w:val="center"/>
-          </w:tcPr>
-          <w:p>
-            <w:pPr>
-              <w:spacing w:before="0" w:after="0" w:line="240" w:lineRule="auto"/>
-            </w:pPr>
-            <w:r>
-              <w:rPr>
-                <w:rFonts w:ascii="Arial" w:hAnsi="Arial" w:cs="Arial" w:eastAsia="Arial"/>
-                <w:color w:val="1A1A1A"/>
-                <w:sz w:val="24"/>
-                <w:szCs w:val="24"/>
+                <w:sz w:val="20"/>
+                <w:szCs w:val="20"/>
               </w:rPr>
               <w:t xml:space="preserve">□</w:t>
             </w:r>
@@ -3611,7 +3633,7 @@
     <w:sectPr>
       <w:footerReference w:type="default" r:id="rIdFooter1"/>
       <w:pgSz w:w="12240" w:h="15840"/>
-      <w:pgMar w:top="893" w:right="1224" w:bottom="835" w:left="1512" w:header="432" w:footer="432" w:gutter="0"/>
+      <w:pgMar w:top="780" w:right="1224" w:bottom="760" w:left="1512" w:header="432" w:footer="432" w:gutter="0"/>
       <w:cols w:space="720"/>
     </w:sectPr>
   </w:body>
@@ -3691,7 +3713,106 @@
               <w:sz w:val="15"/>
               <w:szCs w:val="15"/>
             </w:rPr>
-            <w:t xml:space="preserve">Lesson 2-8  ·  Session 1  ·  Prerequisite Practice B</w:t>
+            <w:t xml:space="preserve">2-8 · Page </w:t>
+          </w:r>
+          <w:r>
+            <w:rPr>
+              <w:rFonts w:ascii="Avenir Next" w:hAnsi="Avenir Next" w:cs="Avenir Next" w:eastAsia="Avenir Next"/>
+              <w:color w:val="5A5F66"/>
+              <w:sz w:val="15"/>
+              <w:szCs w:val="15"/>
+            </w:rPr>
+            <w:fldChar w:fldCharType="begin"/>
+          </w:r>
+          <w:r>
+            <w:rPr>
+              <w:rFonts w:ascii="Avenir Next" w:hAnsi="Avenir Next" w:cs="Avenir Next" w:eastAsia="Avenir Next"/>
+              <w:color w:val="5A5F66"/>
+              <w:sz w:val="15"/>
+              <w:szCs w:val="15"/>
+            </w:rPr>
+            <w:instrText xml:space="preserve"> PAGE </w:instrText>
+          </w:r>
+          <w:r>
+            <w:rPr>
+              <w:rFonts w:ascii="Avenir Next" w:hAnsi="Avenir Next" w:cs="Avenir Next" w:eastAsia="Avenir Next"/>
+              <w:color w:val="5A5F66"/>
+              <w:sz w:val="15"/>
+              <w:szCs w:val="15"/>
+            </w:rPr>
+            <w:fldChar w:fldCharType="separate"/>
+          </w:r>
+          <w:r>
+            <w:rPr>
+              <w:rFonts w:ascii="Avenir Next" w:hAnsi="Avenir Next" w:cs="Avenir Next" w:eastAsia="Avenir Next"/>
+              <w:color w:val="5A5F66"/>
+              <w:sz w:val="15"/>
+              <w:szCs w:val="15"/>
+            </w:rPr>
+            <w:t xml:space="preserve">1</w:t>
+          </w:r>
+          <w:r>
+            <w:rPr>
+              <w:rFonts w:ascii="Avenir Next" w:hAnsi="Avenir Next" w:cs="Avenir Next" w:eastAsia="Avenir Next"/>
+              <w:color w:val="5A5F66"/>
+              <w:sz w:val="15"/>
+              <w:szCs w:val="15"/>
+            </w:rPr>
+            <w:fldChar w:fldCharType="end"/>
+          </w:r>
+          <w:r>
+            <w:rPr>
+              <w:rFonts w:ascii="Avenir Next" w:hAnsi="Avenir Next" w:cs="Avenir Next" w:eastAsia="Avenir Next"/>
+              <w:color w:val="5A5F66"/>
+              <w:sz w:val="15"/>
+              <w:szCs w:val="15"/>
+            </w:rPr>
+            <w:t xml:space="preserve"> of </w:t>
+          </w:r>
+          <w:r>
+            <w:rPr>
+              <w:rFonts w:ascii="Avenir Next" w:hAnsi="Avenir Next" w:cs="Avenir Next" w:eastAsia="Avenir Next"/>
+              <w:color w:val="5A5F66"/>
+              <w:sz w:val="15"/>
+              <w:szCs w:val="15"/>
+            </w:rPr>
+            <w:fldChar w:fldCharType="begin"/>
+          </w:r>
+          <w:r>
+            <w:rPr>
+              <w:rFonts w:ascii="Avenir Next" w:hAnsi="Avenir Next" w:cs="Avenir Next" w:eastAsia="Avenir Next"/>
+              <w:color w:val="5A5F66"/>
+              <w:sz w:val="15"/>
+              <w:szCs w:val="15"/>
+            </w:rPr>
+            <w:instrText xml:space="preserve"> NUMPAGES </w:instrText>
+          </w:r>
+          <w:r>
+            <w:rPr>
+              <w:rFonts w:ascii="Avenir Next" w:hAnsi="Avenir Next" w:cs="Avenir Next" w:eastAsia="Avenir Next"/>
+              <w:color w:val="5A5F66"/>
+              <w:sz w:val="15"/>
+              <w:szCs w:val="15"/>
+            </w:rPr>
+            <w:fldChar w:fldCharType="separate"/>
+          </w:r>
+          <w:r>
+            <w:rPr>
+              <w:rFonts w:ascii="Avenir Next" w:hAnsi="Avenir Next" w:cs="Avenir Next" w:eastAsia="Avenir Next"/>
+              <w:color w:val="5A5F66"/>
+              <w:sz w:val="15"/>
+              <w:szCs w:val="15"/>
+            </w:rPr>
+            <w:t xml:space="preserve">1</w:t>
+          </w:r>
+          <w:r>
+            <w:rPr>
+              <w:rFonts w:ascii="Avenir Next" w:hAnsi="Avenir Next" w:cs="Avenir Next" w:eastAsia="Avenir Next"/>
+              <w:color w:val="5A5F66"/>
+              <w:sz w:val="15"/>
+              <w:szCs w:val="15"/>
+            </w:rPr>
+            <w:fldChar w:fldCharType="end"/>
           </w:r>
         </w:p>
       </w:tc>
@@ -3734,5 +3855,23 @@
       </w:tblCellMar>
     </w:tblPr>
   </w:style>
+  <w:style w:type="paragraph" w:styleId="Heading1">
+    <w:name w:val="heading 1"/>
+    <w:basedOn w:val="Normal"/>
+    <w:pPr>
+      <w:outlineLvl w:val="0"/>
+      <w:keepNext w:val="0"/>
+      <w:keepLines w:val="0"/>
+    </w:pPr>
+  </w:style>
+  <w:style w:type="paragraph" w:styleId="Heading2">
+    <w:name w:val="heading 2"/>
+    <w:basedOn w:val="Normal"/>
+    <w:pPr>
+      <w:outlineLvl w:val="1"/>
+      <w:keepNext w:val="0"/>
+      <w:keepLines w:val="0"/>
+    </w:pPr>
+  </w:style>
 </w:styles>
 </file>